--- a/HOSONHCS/01TGTV.docx
+++ b/HOSONHCS/01TGTV.docx
@@ -2356,25 +2356,6 @@
                 <w:szCs w:val="24"/>
               </w:rPr>
             </w:pPr>
-            <w:r>
-              <w:rPr>
-                <w:rFonts w:ascii="Times New Roman" w:hAnsi="Times New Roman"/>
-                <w:sz w:val="24"/>
-                <w:szCs w:val="24"/>
-                <w:lang w:val="vi-VN"/>
-              </w:rPr>
-              <w:t>Số:</w:t>
-            </w:r>
-            <w:r>
-              <w:rPr>
-                <w:rFonts w:ascii="Times New Roman" w:hAnsi="Times New Roman"/>
-                <w:spacing w:val="-8"/>
-                <w:sz w:val="24"/>
-                <w:szCs w:val="24"/>
-                <w:lang w:val="vi-VN"/>
-              </w:rPr>
-              <w:t xml:space="preserve"> </w:t>
-            </w:r>
             <w:r>
               <w:rPr>
                 <w:rFonts w:ascii="Times New Roman" w:hAnsi="Times New Roman"/>

--- a/HOSONHCS/01TGTV.docx
+++ b/HOSONHCS/01TGTV.docx
@@ -631,7 +631,7 @@
                 <w:sz w:val="24"/>
                 <w:szCs w:val="24"/>
               </w:rPr>
-              <w:t xml:space="preserve"> {{tenpgd}}</w:t>
+              <w:t xml:space="preserve"> {{pgd}}</w:t>
             </w:r>
           </w:p>
           <w:p>
@@ -1108,15 +1108,7 @@
                                       <w:sz w:val="20"/>
                                       <w:szCs w:val="20"/>
                                     </w:rPr>
-                                    <w:t>Ngày:</w:t>
-                                  </w:r>
-                                  <w:r>
-                                    <w:rPr>
-                                      <w:rFonts w:ascii="Times New Roman" w:hAnsi="Times New Roman"/>
-                                      <w:sz w:val="20"/>
-                                      <w:szCs w:val="20"/>
-                                    </w:rPr>
-                                    <w:t xml:space="preserve"> {{ngaylaphs}}</w:t>
+                                    <w:t>{{ngaylaphs}}</w:t>
                                   </w:r>
                                 </w:p>
                                 <w:p>
@@ -1211,15 +1203,7 @@
                                 <w:sz w:val="20"/>
                                 <w:szCs w:val="20"/>
                               </w:rPr>
-                              <w:t>Ngày:</w:t>
-                            </w:r>
-                            <w:r>
-                              <w:rPr>
-                                <w:rFonts w:ascii="Times New Roman" w:hAnsi="Times New Roman"/>
-                                <w:sz w:val="20"/>
-                                <w:szCs w:val="20"/>
-                              </w:rPr>
-                              <w:t xml:space="preserve"> {{ngaylaphs}}</w:t>
+                              <w:t>{{ngaylaphs}}</w:t>
                             </w:r>
                           </w:p>
                           <w:p>
@@ -1772,11 +1756,10 @@
               <w:spacing w:before="120" w:after="0" w:line="360" w:lineRule="auto"/>
               <w:ind w:right="175"/>
               <w:rPr>
-                <w:rFonts w:ascii="Times New Roman" w:hAnsi="Times New Roman"/>
-                <w:spacing w:val="-8"/>
-                <w:sz w:val="24"/>
-                <w:szCs w:val="24"/>
-                <w:lang w:val="vi-VN"/>
+                <w:rFonts w:eastAsia="MS Gothic" w:cs="Calibri"/>
+                <w:spacing w:val="-8"/>
+                <w:sz w:val="24"/>
+                <w:szCs w:val="24"/>
               </w:rPr>
             </w:pPr>
             <w:r>
@@ -1860,46 +1843,30 @@
                 <w:szCs w:val="24"/>
                 <w:lang w:val="vi-VN"/>
               </w:rPr>
-              <w:t xml:space="preserve">      </w:t>
-            </w:r>
-            <w:r>
-              <w:rPr>
-                <w:rFonts w:ascii="Times New Roman" w:hAnsi="Times New Roman"/>
-                <w:spacing w:val="-8"/>
-                <w:sz w:val="24"/>
-                <w:szCs w:val="24"/>
-              </w:rPr>
-              <w:sym w:font="Wingdings" w:char="F0A8"/>
-            </w:r>
-            <w:r>
-              <w:rPr>
-                <w:rFonts w:ascii="Times New Roman" w:hAnsi="Times New Roman"/>
-                <w:spacing w:val="-8"/>
-                <w:sz w:val="24"/>
-                <w:szCs w:val="24"/>
-                <w:lang w:val="vi-VN"/>
-              </w:rPr>
-              <w:t xml:space="preserve">Nam      </w:t>
-            </w:r>
-            <w:r>
-              <w:rPr>
-                <w:rFonts w:ascii="Times New Roman" w:hAnsi="Times New Roman"/>
-                <w:spacing w:val="-8"/>
-                <w:sz w:val="24"/>
-                <w:szCs w:val="24"/>
-              </w:rPr>
-              <w:sym w:font="Wingdings" w:char="F0A8"/>
-            </w:r>
-            <w:r>
-              <w:rPr>
-                <w:rFonts w:ascii="Times New Roman" w:hAnsi="Times New Roman"/>
-                <w:spacing w:val="-8"/>
-                <w:sz w:val="24"/>
-                <w:szCs w:val="24"/>
-                <w:lang w:val="vi-VN"/>
-              </w:rPr>
-              <w:t xml:space="preserve">Nữ                                                                                        </w:t>
-            </w:r>
+              <w:t xml:space="preserve">     </w:t>
+            </w:r>
+            <w:r>
+              <w:rPr>
+                <w:rFonts w:ascii="Times New Roman" w:eastAsia="MS Gothic" w:hAnsi="Times New Roman"/>
+                <w:spacing w:val="-8"/>
+                <w:sz w:val="24"/>
+                <w:szCs w:val="24"/>
+              </w:rPr>
+              <w:t>{{gioitinh}}</w:t>
+            </w:r>
+          </w:p>
+          <w:p>
+            <w:pPr>
+              <w:spacing w:before="120" w:after="0" w:line="360" w:lineRule="auto"/>
+              <w:ind w:right="175"/>
+              <w:rPr>
+                <w:rFonts w:ascii="Times New Roman" w:hAnsi="Times New Roman"/>
+                <w:spacing w:val="-8"/>
+                <w:sz w:val="24"/>
+                <w:szCs w:val="24"/>
+                <w:lang w:val="vi-VN"/>
+              </w:rPr>
+            </w:pPr>
             <w:r>
               <w:rPr>
                 <w:rFonts w:ascii="Times New Roman" w:hAnsi="Times New Roman"/>
@@ -3466,84 +3433,6 @@
                 <w:spacing w:val="-8"/>
                 <w:sz w:val="24"/>
                 <w:szCs w:val="24"/>
-                <w:lang w:val="vi-VN"/>
-              </w:rPr>
-              <w:t>Quận/Huyện</w:t>
-            </w:r>
-            <w:r>
-              <w:rPr>
-                <w:rFonts w:ascii="Times New Roman" w:hAnsi="Times New Roman"/>
-                <w:spacing w:val="-8"/>
-                <w:sz w:val="24"/>
-                <w:szCs w:val="24"/>
-                <w:lang w:val="vi-VN"/>
-              </w:rPr>
-              <w:t>/TX/TP</w:t>
-            </w:r>
-            <w:r>
-              <w:rPr>
-                <w:rFonts w:ascii="Times New Roman" w:hAnsi="Times New Roman"/>
-                <w:spacing w:val="-8"/>
-                <w:sz w:val="24"/>
-                <w:szCs w:val="24"/>
-                <w:lang w:val="vi-VN"/>
-              </w:rPr>
-              <w:t>:</w:t>
-            </w:r>
-            <w:r>
-              <w:rPr>
-                <w:rFonts w:ascii="Times New Roman" w:hAnsi="Times New Roman"/>
-                <w:spacing w:val="-8"/>
-                <w:sz w:val="24"/>
-                <w:szCs w:val="24"/>
-                <w:lang w:val="vi-VN"/>
-              </w:rPr>
-              <w:t xml:space="preserve"> </w:t>
-            </w:r>
-            <w:r>
-              <w:rPr>
-                <w:rFonts w:ascii="Times New Roman" w:hAnsi="Times New Roman"/>
-                <w:spacing w:val="-8"/>
-                <w:sz w:val="24"/>
-                <w:szCs w:val="24"/>
-                <w:lang w:val="vi-VN"/>
-              </w:rPr>
-              <w:t>..............................</w:t>
-            </w:r>
-            <w:r>
-              <w:rPr>
-                <w:rFonts w:ascii="Times New Roman" w:hAnsi="Times New Roman"/>
-                <w:spacing w:val="-8"/>
-                <w:sz w:val="24"/>
-                <w:szCs w:val="24"/>
-              </w:rPr>
-              <w:t>..</w:t>
-            </w:r>
-            <w:r>
-              <w:rPr>
-                <w:rFonts w:ascii="Times New Roman" w:hAnsi="Times New Roman"/>
-                <w:spacing w:val="-8"/>
-                <w:sz w:val="24"/>
-                <w:szCs w:val="24"/>
-                <w:lang w:val="vi-VN"/>
-              </w:rPr>
-              <w:t>.......</w:t>
-            </w:r>
-            <w:r>
-              <w:rPr>
-                <w:rFonts w:ascii="Times New Roman" w:hAnsi="Times New Roman"/>
-                <w:spacing w:val="-8"/>
-                <w:sz w:val="24"/>
-                <w:szCs w:val="24"/>
-              </w:rPr>
-              <w:t xml:space="preserve">, </w:t>
-            </w:r>
-            <w:r>
-              <w:rPr>
-                <w:rFonts w:ascii="Times New Roman" w:hAnsi="Times New Roman"/>
-                <w:spacing w:val="-8"/>
-                <w:sz w:val="24"/>
-                <w:szCs w:val="24"/>
               </w:rPr>
               <w:t xml:space="preserve"> </w:t>
             </w:r>
@@ -6631,7 +6520,7 @@
                 <w:sz w:val="24"/>
                 <w:szCs w:val="24"/>
               </w:rPr>
-              <w:sym w:font="Wingdings" w:char="F0A8"/>
+              <w:sym w:font="Wingdings" w:char="F0FE"/>
             </w:r>
             <w:r>
               <w:rPr>
@@ -8612,7 +8501,7 @@
                 <w:sz w:val="24"/>
                 <w:szCs w:val="24"/>
               </w:rPr>
-              <w:sym w:font="Wingdings" w:char="F0FE"/>
+              <w:sym w:font="Wingdings" w:char="F0A8"/>
             </w:r>
             <w:r>
               <w:rPr>
@@ -12210,16 +12099,6 @@
                 <w:szCs w:val="24"/>
                 <w:lang w:val="en-US"/>
               </w:rPr>
-              <w:t xml:space="preserve"> Ngày:</w:t>
-            </w:r>
-            <w:r>
-              <w:rPr>
-                <w:i/>
-                <w:iCs/>
-                <w:sz w:val="24"/>
-                <w:szCs w:val="24"/>
-                <w:lang w:val="en-US"/>
-              </w:rPr>
               <w:t xml:space="preserve"> </w:t>
             </w:r>
             <w:r>
@@ -12355,20 +12234,6 @@
                 <w:sz w:val="14"/>
                 <w:szCs w:val="14"/>
                 <w:lang w:val="en-US"/>
-              </w:rPr>
-            </w:pPr>
-          </w:p>
-          <w:p>
-            <w:pPr>
-              <w:spacing w:before="40" w:after="0" w:line="240" w:lineRule="auto"/>
-              <w:ind w:right="-109"/>
-              <w:rPr>
-                <w:rFonts w:ascii="Times New Roman" w:hAnsi="Times New Roman"/>
-                <w:b/>
-                <w:spacing w:val="-14"/>
-                <w:w w:val="90"/>
-                <w:sz w:val="14"/>
-                <w:szCs w:val="14"/>
               </w:rPr>
             </w:pPr>
           </w:p>
@@ -12553,30 +12418,6 @@
                       <w:sz w:val="24"/>
                       <w:szCs w:val="24"/>
                     </w:rPr>
-                    <w:t xml:space="preserve"> ngày</w:t>
-                  </w:r>
-                  <w:r>
-                    <w:rPr>
-                      <w:rFonts w:ascii="Times New Roman" w:eastAsia="Times New Roman" w:hAnsi="Times New Roman"/>
-                      <w:bCs/>
-                      <w:i/>
-                      <w:iCs/>
-                      <w:spacing w:val="-10"/>
-                      <w:sz w:val="24"/>
-                      <w:szCs w:val="24"/>
-                    </w:rPr>
-                    <w:t>:</w:t>
-                  </w:r>
-                  <w:r>
-                    <w:rPr>
-                      <w:rFonts w:ascii="Times New Roman" w:eastAsia="Times New Roman" w:hAnsi="Times New Roman"/>
-                      <w:bCs/>
-                      <w:i/>
-                      <w:iCs/>
-                      <w:spacing w:val="-10"/>
-                      <w:sz w:val="24"/>
-                      <w:szCs w:val="24"/>
-                    </w:rPr>
                     <w:t xml:space="preserve"> </w:t>
                   </w:r>
                   <w:r>
@@ -12638,17 +12479,6 @@
                       <w:szCs w:val="24"/>
                     </w:rPr>
                     <w:t xml:space="preserve"> ,</w:t>
-                  </w:r>
-                  <w:r>
-                    <w:rPr>
-                      <w:rFonts w:ascii="Times New Roman" w:eastAsia="Times New Roman" w:hAnsi="Times New Roman"/>
-                      <w:i/>
-                      <w:iCs/>
-                      <w:spacing w:val="-10"/>
-                      <w:sz w:val="24"/>
-                      <w:szCs w:val="24"/>
-                    </w:rPr>
-                    <w:t xml:space="preserve"> Ngày:</w:t>
                   </w:r>
                   <w:r>
                     <w:rPr>
@@ -13347,18 +13177,7 @@
                 <w:szCs w:val="24"/>
                 <w:lang w:val="en-GB" w:eastAsia="en-GB"/>
               </w:rPr>
-              <w:t>Hiệu lực từ ngày:</w:t>
-            </w:r>
-            <w:r>
-              <w:rPr>
-                <w:rFonts w:ascii="Times New Roman" w:hAnsi="Times New Roman"/>
-                <w:noProof/>
-                <w:spacing w:val="-4"/>
-                <w:sz w:val="24"/>
-                <w:szCs w:val="24"/>
-                <w:lang w:val="en-GB" w:eastAsia="en-GB"/>
-              </w:rPr>
-              <w:t xml:space="preserve"> </w:t>
+              <w:t xml:space="preserve">Hiệu lực từ </w:t>
             </w:r>
             <w:r>
               <w:rPr>
@@ -13423,104 +13242,6 @@
 
 <file path=word/footer1.xml><?xml version="1.0" encoding="utf-8"?>
 <w:ftr xmlns:wpc="http://schemas.microsoft.com/office/word/2010/wordprocessingCanvas" xmlns:cx="http://schemas.microsoft.com/office/drawing/2014/chartex" xmlns:cx1="http://schemas.microsoft.com/office/drawing/2015/9/8/chartex" xmlns:cx2="http://schemas.microsoft.com/office/drawing/2015/10/21/chartex" xmlns:cx3="http://schemas.microsoft.com/office/drawing/2016/5/9/chartex" xmlns:cx4="http://schemas.microsoft.com/office/drawing/2016/5/10/chartex" xmlns:cx5="http://schemas.microsoft.com/office/drawing/2016/5/11/chartex" xmlns:cx6="http://schemas.microsoft.com/office/drawing/2016/5/12/chartex" xmlns:cx7="http://schemas.microsoft.com/office/drawing/2016/5/13/chartex" xmlns:cx8="http://schemas.microsoft.com/office/drawing/2016/5/14/chartex" xmlns:mc="http://schemas.openxmlformats.org/markup-compatibility/2006" xmlns:aink="http://schemas.microsoft.com/office/drawing/2016/ink" xmlns:am3d="http://schemas.microsoft.com/office/drawing/2017/model3d" xmlns:o="urn:schemas-microsoft-com:office:office" xmlns:oel="http://schemas.microsoft.com/office/2019/extlst" xmlns:r="http://schemas.openxmlformats.org/officeDocument/2006/relationships" xmlns:m="http://schemas.openxmlformats.org/officeDocument/2006/math" xmlns:v="urn:schemas-microsoft-com:vml" xmlns:wp14="http://schemas.microsoft.com/office/word/2010/wordprocessingDrawing" xmlns:wp="http://schemas.openxmlformats.org/drawingml/2006/wordprocessingDrawing" xmlns:w10="urn:schemas-microsoft-com:office:word" xmlns:w="http://schemas.openxmlformats.org/wordprocessingml/2006/main" xmlns:w14="http://schemas.microsoft.com/office/word/2010/wordml" xmlns:w15="http://schemas.microsoft.com/office/word/2012/wordml" xmlns:w16cex="http://schemas.microsoft.com/office/word/2018/wordml/cex" xmlns:w16cid="http://schemas.microsoft.com/office/word/2016/wordml/cid" xmlns:w16="http://schemas.microsoft.com/office/word/2018/wordml" xmlns:w16du="http://schemas.microsoft.com/office/word/2023/wordml/word16du" xmlns:w16sdtdh="http://schemas.microsoft.com/office/word/2020/wordml/sdtdatahash" xmlns:w16sdtfl="http://schemas.microsoft.com/office/word/2024/wordml/sdtformatlock" xmlns:w16se="http://schemas.microsoft.com/office/word/2015/wordml/symex" xmlns:wpg="http://schemas.microsoft.com/office/word/2010/wordprocessingGroup" xmlns:wpi="http://schemas.microsoft.com/office/word/2010/wordprocessingInk" xmlns:wne="http://schemas.microsoft.com/office/word/2006/wordml" xmlns:wps="http://schemas.microsoft.com/office/word/2010/wordprocessingShape" mc:Ignorable="w14 w15 w16se w16cid w16 w16cex w16sdtdh w16sdtfl w16du wp14">
-  <w:p>
-    <w:pPr>
-      <w:spacing w:after="0" w:line="240" w:lineRule="auto"/>
-      <w:ind w:left="-284" w:firstLine="567"/>
-      <w:contextualSpacing/>
-      <w:jc w:val="center"/>
-      <w:rPr>
-        <w:rFonts w:ascii="Times New Roman" w:eastAsia="Times New Roman" w:hAnsi="Times New Roman"/>
-        <w:sz w:val="18"/>
-        <w:szCs w:val="18"/>
-      </w:rPr>
-    </w:pPr>
-    <w:bookmarkStart w:id="2" w:name="_Hlk170983298"/>
-    <w:r>
-      <w:rPr>
-        <w:rFonts w:ascii="Times New Roman" w:eastAsia="Times New Roman" w:hAnsi="Times New Roman"/>
-        <w:b/>
-        <w:i/>
-        <w:sz w:val="18"/>
-        <w:szCs w:val="18"/>
-      </w:rPr>
-      <w:t xml:space="preserve">Ngân </w:t>
-    </w:r>
-    <w:r>
-      <w:rPr>
-        <w:rFonts w:ascii="Times New Roman" w:eastAsia="Times New Roman" w:hAnsi="Times New Roman"/>
-        <w:b/>
-        <w:i/>
-        <w:sz w:val="18"/>
-        <w:szCs w:val="18"/>
-      </w:rPr>
-      <w:t xml:space="preserve">hàng Chính sách xã hội                                                                                </w:t>
-    </w:r>
-    <w:r>
-      <w:rPr>
-        <w:rFonts w:ascii="Times New Roman" w:eastAsia="Times New Roman" w:hAnsi="Times New Roman"/>
-        <w:b/>
-        <w:bCs/>
-        <w:i/>
-        <w:sz w:val="18"/>
-        <w:szCs w:val="18"/>
-      </w:rPr>
-      <w:t xml:space="preserve">                   </w:t>
-    </w:r>
-    <w:r>
-      <w:rPr>
-        <w:rFonts w:ascii="Times New Roman" w:eastAsia="Times New Roman" w:hAnsi="Times New Roman"/>
-        <w:b/>
-        <w:bCs/>
-        <w:sz w:val="18"/>
-        <w:szCs w:val="18"/>
-      </w:rPr>
-      <w:t xml:space="preserve">Website: </w:t>
-    </w:r>
-    <w:hyperlink r:id="rId1" w:history="1">
-      <w:r>
-        <w:rPr>
-          <w:rFonts w:ascii="Times New Roman" w:eastAsia="Times New Roman" w:hAnsi="Times New Roman"/>
-          <w:b/>
-          <w:color w:val="0000FF"/>
-          <w:sz w:val="18"/>
-          <w:szCs w:val="18"/>
-          <w:u w:val="single"/>
-        </w:rPr>
-        <w:t>www.vbsp.org.vn</w:t>
-      </w:r>
-    </w:hyperlink>
-    <w:r>
-      <w:rPr>
-        <w:rFonts w:ascii="Times New Roman" w:eastAsia="Times New Roman" w:hAnsi="Times New Roman"/>
-        <w:sz w:val="18"/>
-        <w:szCs w:val="18"/>
-      </w:rPr>
-      <w:t>.</w:t>
-    </w:r>
-    <w:r>
-      <w:rPr>
-        <w:rFonts w:ascii="Times New Roman" w:eastAsia="Times New Roman" w:hAnsi="Times New Roman"/>
-        <w:b/>
-        <w:bCs/>
-        <w:sz w:val="18"/>
-        <w:szCs w:val="18"/>
-      </w:rPr>
-      <w:t xml:space="preserve">Hotline: </w:t>
-    </w:r>
-    <w:r>
-      <w:rPr>
-        <w:rFonts w:ascii="Times New Roman" w:eastAsia="Times New Roman" w:hAnsi="Times New Roman"/>
-        <w:b/>
-        <w:bCs/>
-        <w:color w:val="41888F"/>
-        <w:sz w:val="18"/>
-        <w:szCs w:val="18"/>
-      </w:rPr>
-      <w:t>1900 638583</w:t>
-    </w:r>
-    <w:bookmarkEnd w:id="2"/>
-  </w:p>
   <w:p>
     <w:pPr>
       <w:pStyle w:val="Footer"/>

--- a/HOSONHCS/01TGTV.docx
+++ b/HOSONHCS/01TGTV.docx
@@ -47,7 +47,7 @@
                 <w:szCs w:val="24"/>
               </w:rPr>
               <w:drawing>
-                <wp:anchor distT="0" distB="0" distL="114300" distR="114300" simplePos="0" relativeHeight="251655680" behindDoc="0" locked="0" layoutInCell="1" allowOverlap="1" wp14:anchorId="74F7B858" wp14:editId="4DD05A15">
+                <wp:anchor distT="0" distB="0" distL="114300" distR="114300" simplePos="0" relativeHeight="251655680" behindDoc="0" locked="0" layoutInCell="1" allowOverlap="1" wp14:anchorId="37A7619F" wp14:editId="14205A7A">
                   <wp:simplePos x="0" y="0"/>
                   <wp:positionH relativeFrom="column">
                     <wp:posOffset>99695</wp:posOffset>
@@ -155,7 +155,7 @@
               <mc:AlternateContent>
                 <mc:Choice Requires="wps">
                   <w:drawing>
-                    <wp:anchor distT="0" distB="0" distL="114300" distR="114300" simplePos="0" relativeHeight="251656704" behindDoc="0" locked="0" layoutInCell="1" allowOverlap="1" wp14:anchorId="5E67EB66" wp14:editId="0B848F40">
+                    <wp:anchor distT="0" distB="0" distL="114300" distR="114300" simplePos="0" relativeHeight="251656704" behindDoc="0" locked="0" layoutInCell="1" allowOverlap="1" wp14:anchorId="2B58F086" wp14:editId="7F39233D">
                       <wp:simplePos x="0" y="0"/>
                       <wp:positionH relativeFrom="margin">
                         <wp:align>right</wp:align>
@@ -166,7 +166,7 @@
                       <wp:extent cx="995680" cy="361315"/>
                       <wp:effectExtent l="2540" t="0" r="1905" b="2540"/>
                       <wp:wrapNone/>
-                      <wp:docPr id="1883097496" name="AutoShape 3"/>
+                      <wp:docPr id="1821191665" name="AutoShape 3"/>
                       <wp:cNvGraphicFramePr>
                         <a:graphicFrameLocks xmlns:a="http://schemas.openxmlformats.org/drawingml/2006/main"/>
                       </wp:cNvGraphicFramePr>
@@ -296,7 +296,7 @@
                 </mc:Choice>
                 <mc:Fallback>
                   <w:pict>
-                    <v:shapetype w14:anchorId="5E67EB66" id="_x0000_t109" coordsize="21600,21600" o:spt="109" path="m,l,21600r21600,l21600,xe">
+                    <v:shapetype w14:anchorId="2B58F086" id="_x0000_t109" coordsize="21600,21600" o:spt="109" path="m,l,21600r21600,l21600,xe">
                       <v:stroke joinstyle="miter"/>
                       <v:path gradientshapeok="t" o:connecttype="rect"/>
                     </v:shapetype>
@@ -1045,7 +1045,7 @@
               <mc:AlternateContent>
                 <mc:Choice Requires="wps">
                   <w:drawing>
-                    <wp:anchor distT="0" distB="0" distL="114300" distR="114300" simplePos="0" relativeHeight="251657728" behindDoc="0" locked="0" layoutInCell="1" allowOverlap="1" wp14:anchorId="53BE8364" wp14:editId="466EE6A9">
+                    <wp:anchor distT="0" distB="0" distL="114300" distR="114300" simplePos="0" relativeHeight="251657728" behindDoc="0" locked="0" layoutInCell="1" allowOverlap="1" wp14:anchorId="0E0FFD67" wp14:editId="53BCA3C3">
                       <wp:simplePos x="0" y="0"/>
                       <wp:positionH relativeFrom="column">
                         <wp:posOffset>1578610</wp:posOffset>
@@ -1182,7 +1182,7 @@
                 </mc:Choice>
                 <mc:Fallback>
                   <w:pict>
-                    <v:roundrect w14:anchorId="53BE8364" id="AutoShape 2" o:spid="_x0000_s1027" style="position:absolute;left:0;text-align:left;margin-left:124.3pt;margin-top:3.75pt;width:288.75pt;height:38.25pt;z-index:251657728;visibility:visible;mso-wrap-style:square;mso-width-percent:0;mso-height-percent:0;mso-wrap-distance-left:9pt;mso-wrap-distance-top:0;mso-wrap-distance-right:9pt;mso-wrap-distance-bottom:0;mso-position-horizontal:absolute;mso-position-horizontal-relative:text;mso-position-vertical:absolute;mso-position-vertical-relative:text;mso-width-percent:0;mso-height-percent:0;mso-width-relative:page;mso-height-relative:page;v-text-anchor:top" arcsize="10923f" o:gfxdata="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">
+                    <v:roundrect w14:anchorId="0E0FFD67" id="AutoShape 2" o:spid="_x0000_s1027" style="position:absolute;left:0;text-align:left;margin-left:124.3pt;margin-top:3.75pt;width:288.75pt;height:38.25pt;z-index:251657728;visibility:visible;mso-wrap-style:square;mso-width-percent:0;mso-height-percent:0;mso-wrap-distance-left:9pt;mso-wrap-distance-top:0;mso-wrap-distance-right:9pt;mso-wrap-distance-bottom:0;mso-position-horizontal:absolute;mso-position-horizontal-relative:text;mso-position-vertical:absolute;mso-position-vertical-relative:text;mso-width-percent:0;mso-height-percent:0;mso-width-relative:page;mso-height-relative:page;v-text-anchor:top" arcsize="10923f" o:gfxdata="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">
                       <v:textbox>
                         <w:txbxContent>
                           <w:p>
@@ -1726,7 +1726,6 @@
                   <w:tcBorders>
                     <w:left w:val="single" w:sz="4" w:space="0" w:color="auto"/>
                   </w:tcBorders>
-                  <w:vAlign w:val="center"/>
                 </w:tcPr>
                 <w:p>
                   <w:pPr>
@@ -1756,7 +1755,7 @@
               <w:spacing w:before="120" w:after="0" w:line="360" w:lineRule="auto"/>
               <w:ind w:right="175"/>
               <w:rPr>
-                <w:rFonts w:eastAsia="MS Gothic" w:cs="Calibri"/>
+                <w:rFonts w:ascii="Times New Roman" w:hAnsi="Times New Roman"/>
                 <w:spacing w:val="-8"/>
                 <w:sz w:val="24"/>
                 <w:szCs w:val="24"/>
@@ -1800,18 +1799,18 @@
                 <w:sz w:val="24"/>
                 <w:szCs w:val="24"/>
               </w:rPr>
-              <w:t xml:space="preserve"> {{ngaysinh}}</w:t>
+              <w:t xml:space="preserve">{{ngaysinh}}                                          </w:t>
             </w:r>
             <w:r>
               <w:rPr>
                 <w:rFonts w:ascii="Times New Roman" w:hAnsi="Times New Roman"/>
                 <w:b/>
-                <w:i/>
-                <w:sz w:val="24"/>
-                <w:szCs w:val="24"/>
-                <w:lang w:val="vi-VN"/>
-              </w:rPr>
-              <w:t xml:space="preserve">                            </w:t>
+                <w:spacing w:val="-8"/>
+                <w:sz w:val="24"/>
+                <w:szCs w:val="24"/>
+                <w:lang w:val="vi-VN"/>
+              </w:rPr>
+              <w:t xml:space="preserve">Giới </w:t>
             </w:r>
             <w:r>
               <w:rPr>
@@ -1822,17 +1821,6 @@
                 <w:szCs w:val="24"/>
                 <w:lang w:val="vi-VN"/>
               </w:rPr>
-              <w:t xml:space="preserve">Giới </w:t>
-            </w:r>
-            <w:r>
-              <w:rPr>
-                <w:rFonts w:ascii="Times New Roman" w:hAnsi="Times New Roman"/>
-                <w:b/>
-                <w:spacing w:val="-8"/>
-                <w:sz w:val="24"/>
-                <w:szCs w:val="24"/>
-                <w:lang w:val="vi-VN"/>
-              </w:rPr>
               <w:t>tính*:</w:t>
             </w:r>
             <w:r>
@@ -1843,11 +1831,11 @@
                 <w:szCs w:val="24"/>
                 <w:lang w:val="vi-VN"/>
               </w:rPr>
-              <w:t xml:space="preserve">     </w:t>
-            </w:r>
-            <w:r>
-              <w:rPr>
-                <w:rFonts w:ascii="Times New Roman" w:eastAsia="MS Gothic" w:hAnsi="Times New Roman"/>
+              <w:t xml:space="preserve"> </w:t>
+            </w:r>
+            <w:r>
+              <w:rPr>
+                <w:rFonts w:ascii="Times New Roman" w:hAnsi="Times New Roman"/>
                 <w:spacing w:val="-8"/>
                 <w:sz w:val="24"/>
                 <w:szCs w:val="24"/>
@@ -2032,7 +2020,7 @@
                 <w:szCs w:val="24"/>
                 <w:lang w:val="vi-VN"/>
               </w:rPr>
-              <w:t xml:space="preserve">                                                     </w:t>
+              <w:t xml:space="preserve">.                                                     </w:t>
             </w:r>
             <w:r>
               <w:rPr>
@@ -2216,6 +2204,15 @@
                 <w:sz w:val="24"/>
                 <w:szCs w:val="24"/>
               </w:rPr>
+              <w:t xml:space="preserve"> </w:t>
+            </w:r>
+            <w:r>
+              <w:rPr>
+                <w:rFonts w:ascii="Times New Roman" w:hAnsi="Times New Roman"/>
+                <w:spacing w:val="-8"/>
+                <w:sz w:val="24"/>
+                <w:szCs w:val="24"/>
+              </w:rPr>
               <w:t>Th</w:t>
             </w:r>
             <w:r>
@@ -2282,6 +2279,15 @@
                 <w:szCs w:val="24"/>
               </w:rPr>
               <w:sym w:font="Wingdings" w:char="F0A8"/>
+            </w:r>
+            <w:r>
+              <w:rPr>
+                <w:rFonts w:ascii="Times New Roman" w:hAnsi="Times New Roman"/>
+                <w:spacing w:val="-8"/>
+                <w:sz w:val="24"/>
+                <w:szCs w:val="24"/>
+              </w:rPr>
+              <w:t xml:space="preserve"> </w:t>
             </w:r>
             <w:r>
               <w:rPr>
@@ -2321,16 +2327,26 @@
                 <w:spacing w:val="-8"/>
                 <w:sz w:val="24"/>
                 <w:szCs w:val="24"/>
+                <w:lang w:val="vi-VN"/>
               </w:rPr>
             </w:pPr>
             <w:r>
               <w:rPr>
                 <w:rFonts w:ascii="Times New Roman" w:hAnsi="Times New Roman"/>
-                <w:spacing w:val="-8"/>
                 <w:sz w:val="24"/>
                 <w:szCs w:val="24"/>
               </w:rPr>
               <w:t>{{cccd12}}</w:t>
+            </w:r>
+            <w:r>
+              <w:rPr>
+                <w:rFonts w:ascii="Times New Roman" w:hAnsi="Times New Roman"/>
+                <w:spacing w:val="-8"/>
+                <w:sz w:val="24"/>
+                <w:szCs w:val="24"/>
+                <w:lang w:val="vi-VN"/>
+              </w:rPr>
+              <w:t xml:space="preserve"> </w:t>
             </w:r>
           </w:p>
           <w:p>
@@ -2364,42 +2380,34 @@
                 <w:sz w:val="24"/>
                 <w:szCs w:val="24"/>
               </w:rPr>
-              <w:t>{{ngaycap}}</w:t>
-            </w:r>
-            <w:r>
-              <w:rPr>
-                <w:rFonts w:ascii="Times New Roman" w:hAnsi="Times New Roman"/>
-                <w:spacing w:val="-8"/>
-                <w:sz w:val="24"/>
-                <w:szCs w:val="24"/>
-              </w:rPr>
-              <w:t>,</w:t>
-            </w:r>
-            <w:r>
-              <w:rPr>
-                <w:rFonts w:ascii="Times New Roman" w:hAnsi="Times New Roman"/>
-                <w:sz w:val="24"/>
-                <w:szCs w:val="24"/>
-                <w:lang w:val="vi-VN"/>
-              </w:rPr>
-              <w:t xml:space="preserve">  Ngày hết hạn</w:t>
-            </w:r>
-            <w:r>
-              <w:rPr>
-                <w:rFonts w:ascii="Times New Roman" w:hAnsi="Times New Roman"/>
-                <w:sz w:val="24"/>
-                <w:szCs w:val="24"/>
-              </w:rPr>
-              <w:t>: {{thoihancccd}},</w:t>
-            </w:r>
-            <w:r>
-              <w:rPr>
-                <w:rFonts w:ascii="Times New Roman" w:hAnsi="Times New Roman"/>
-                <w:sz w:val="24"/>
-                <w:szCs w:val="24"/>
-                <w:lang w:val="vi-VN"/>
-              </w:rPr>
-              <w:t xml:space="preserve">  Nơi cấp:  </w:t>
+              <w:t xml:space="preserve">{{ngaycap}}, </w:t>
+            </w:r>
+            <w:r>
+              <w:rPr>
+                <w:rFonts w:ascii="Times New Roman" w:hAnsi="Times New Roman"/>
+                <w:sz w:val="24"/>
+                <w:szCs w:val="24"/>
+                <w:lang w:val="vi-VN"/>
+              </w:rPr>
+              <w:t xml:space="preserve">  Ngày hết hạn:</w:t>
+            </w:r>
+            <w:r>
+              <w:rPr>
+                <w:rFonts w:ascii="Times New Roman" w:hAnsi="Times New Roman"/>
+                <w:spacing w:val="-8"/>
+                <w:sz w:val="24"/>
+                <w:szCs w:val="24"/>
+              </w:rPr>
+              <w:t xml:space="preserve"> {{thoihancccd}},   </w:t>
+            </w:r>
+            <w:r>
+              <w:rPr>
+                <w:rFonts w:ascii="Times New Roman" w:hAnsi="Times New Roman"/>
+                <w:sz w:val="24"/>
+                <w:szCs w:val="24"/>
+                <w:lang w:val="vi-VN"/>
+              </w:rPr>
+              <w:t xml:space="preserve">Nơi cấp: </w:t>
             </w:r>
             <w:r>
               <w:rPr>
@@ -3222,123 +3230,7 @@
                 <w:szCs w:val="24"/>
                 <w:lang w:val="vi-VN"/>
               </w:rPr>
-              <w:t>Số nhà</w:t>
-            </w:r>
-            <w:r>
-              <w:rPr>
-                <w:rFonts w:ascii="Times New Roman" w:hAnsi="Times New Roman"/>
-                <w:spacing w:val="-8"/>
-                <w:sz w:val="24"/>
-                <w:szCs w:val="24"/>
-              </w:rPr>
-              <w:t>*</w:t>
-            </w:r>
-            <w:r>
-              <w:rPr>
-                <w:rFonts w:ascii="Times New Roman" w:hAnsi="Times New Roman"/>
-                <w:spacing w:val="-8"/>
-                <w:sz w:val="24"/>
-                <w:szCs w:val="24"/>
-                <w:lang w:val="vi-VN"/>
-              </w:rPr>
-              <w:t>: ...............................</w:t>
-            </w:r>
-            <w:r>
-              <w:rPr>
-                <w:rFonts w:ascii="Times New Roman" w:hAnsi="Times New Roman"/>
-                <w:spacing w:val="-8"/>
-                <w:sz w:val="24"/>
-                <w:szCs w:val="24"/>
-                <w:lang w:val="vi-VN"/>
-              </w:rPr>
-              <w:t>.......</w:t>
-            </w:r>
-            <w:r>
-              <w:rPr>
-                <w:rFonts w:ascii="Times New Roman" w:hAnsi="Times New Roman"/>
-                <w:spacing w:val="-8"/>
-                <w:sz w:val="24"/>
-                <w:szCs w:val="24"/>
-              </w:rPr>
-              <w:t xml:space="preserve"> </w:t>
-            </w:r>
-            <w:r>
-              <w:rPr>
-                <w:rFonts w:ascii="Times New Roman" w:hAnsi="Times New Roman"/>
-                <w:spacing w:val="-8"/>
-                <w:sz w:val="24"/>
-                <w:szCs w:val="24"/>
-                <w:lang w:val="vi-VN"/>
-              </w:rPr>
-              <w:t>Đường</w:t>
-            </w:r>
-            <w:r>
-              <w:rPr>
-                <w:rFonts w:ascii="Times New Roman" w:hAnsi="Times New Roman"/>
-                <w:spacing w:val="-8"/>
-                <w:sz w:val="24"/>
-                <w:szCs w:val="24"/>
-              </w:rPr>
-              <w:t>*</w:t>
-            </w:r>
-            <w:r>
-              <w:rPr>
-                <w:rFonts w:ascii="Times New Roman" w:hAnsi="Times New Roman"/>
-                <w:spacing w:val="-8"/>
-                <w:sz w:val="24"/>
-                <w:szCs w:val="24"/>
-                <w:lang w:val="vi-VN"/>
-              </w:rPr>
-              <w:t xml:space="preserve">: </w:t>
-            </w:r>
-            <w:r>
-              <w:rPr>
-                <w:rFonts w:ascii="Times New Roman" w:hAnsi="Times New Roman"/>
-                <w:spacing w:val="-8"/>
-                <w:sz w:val="24"/>
-                <w:szCs w:val="24"/>
-                <w:lang w:val="vi-VN"/>
-              </w:rPr>
-              <w:t>.........................................................</w:t>
-            </w:r>
-            <w:r>
-              <w:rPr>
-                <w:rFonts w:ascii="Times New Roman" w:hAnsi="Times New Roman"/>
-                <w:spacing w:val="-8"/>
-                <w:sz w:val="24"/>
-                <w:szCs w:val="24"/>
-                <w:lang w:val="vi-VN"/>
-              </w:rPr>
-              <w:t>....</w:t>
-            </w:r>
-            <w:r>
-              <w:rPr>
-                <w:rFonts w:ascii="Times New Roman" w:hAnsi="Times New Roman"/>
-                <w:spacing w:val="-8"/>
-                <w:sz w:val="24"/>
-                <w:szCs w:val="24"/>
-                <w:lang w:val="vi-VN"/>
-              </w:rPr>
-              <w:t>Tổ dân phố/Thôn</w:t>
-            </w:r>
-            <w:r>
-              <w:rPr>
-                <w:rFonts w:ascii="Times New Roman" w:hAnsi="Times New Roman"/>
-                <w:spacing w:val="-8"/>
-                <w:sz w:val="24"/>
-                <w:szCs w:val="24"/>
-              </w:rPr>
-              <w:t>*</w:t>
-            </w:r>
-            <w:r>
-              <w:rPr>
-                <w:rFonts w:ascii="Times New Roman" w:hAnsi="Times New Roman"/>
-                <w:spacing w:val="-8"/>
-                <w:sz w:val="24"/>
-                <w:szCs w:val="24"/>
-                <w:lang w:val="vi-VN"/>
-              </w:rPr>
-              <w:t xml:space="preserve">: </w:t>
+              <w:t xml:space="preserve">Số nhà: .........................................Đường: ................................................................Tổ dân phố/Thôn: </w:t>
             </w:r>
             <w:r>
               <w:rPr>
@@ -3377,18 +3269,8 @@
                 <w:spacing w:val="-8"/>
                 <w:sz w:val="24"/>
                 <w:szCs w:val="24"/>
-                <w:lang w:val="vi-VN"/>
-              </w:rPr>
-              <w:t>/TT</w:t>
-            </w:r>
-            <w:r>
-              <w:rPr>
-                <w:rFonts w:ascii="Times New Roman" w:hAnsi="Times New Roman"/>
-                <w:spacing w:val="-8"/>
-                <w:sz w:val="24"/>
-                <w:szCs w:val="24"/>
-              </w:rPr>
-              <w:t>*</w:t>
+              </w:rPr>
+              <w:t>/Đặc khu</w:t>
             </w:r>
             <w:r>
               <w:rPr>
@@ -3407,82 +3289,26 @@
                 <w:sz w:val="24"/>
                 <w:szCs w:val="24"/>
               </w:rPr>
-              <w:t>{{xa}}</w:t>
-            </w:r>
-            <w:r>
-              <w:rPr>
-                <w:rFonts w:ascii="Times New Roman" w:hAnsi="Times New Roman"/>
-                <w:spacing w:val="-8"/>
-                <w:sz w:val="24"/>
-                <w:szCs w:val="24"/>
-              </w:rPr>
-              <w:t>,</w:t>
-            </w:r>
-            <w:r>
-              <w:rPr>
-                <w:rFonts w:ascii="Times New Roman" w:hAnsi="Times New Roman"/>
-                <w:spacing w:val="-8"/>
-                <w:sz w:val="24"/>
-                <w:szCs w:val="24"/>
-              </w:rPr>
-              <w:t xml:space="preserve"> </w:t>
-            </w:r>
-            <w:r>
-              <w:rPr>
-                <w:rFonts w:ascii="Times New Roman" w:hAnsi="Times New Roman"/>
-                <w:spacing w:val="-8"/>
-                <w:sz w:val="24"/>
-                <w:szCs w:val="24"/>
-              </w:rPr>
-              <w:t xml:space="preserve"> </w:t>
-            </w:r>
-            <w:r>
-              <w:rPr>
-                <w:rFonts w:ascii="Times New Roman" w:hAnsi="Times New Roman"/>
-                <w:spacing w:val="-8"/>
-                <w:sz w:val="24"/>
-                <w:szCs w:val="24"/>
-                <w:lang w:val="vi-VN"/>
-              </w:rPr>
-              <w:t>Tỉnh/Thành phố</w:t>
-            </w:r>
-            <w:r>
-              <w:rPr>
-                <w:rFonts w:ascii="Times New Roman" w:hAnsi="Times New Roman"/>
-                <w:spacing w:val="-8"/>
-                <w:sz w:val="24"/>
-                <w:szCs w:val="24"/>
-              </w:rPr>
-              <w:t>*</w:t>
-            </w:r>
-            <w:r>
-              <w:rPr>
-                <w:rFonts w:ascii="Times New Roman" w:hAnsi="Times New Roman"/>
-                <w:spacing w:val="-8"/>
-                <w:sz w:val="24"/>
-                <w:szCs w:val="24"/>
-                <w:lang w:val="vi-VN"/>
-              </w:rPr>
-              <w:t>:</w:t>
-            </w:r>
-            <w:r>
-              <w:rPr>
-                <w:rFonts w:ascii="Times New Roman" w:hAnsi="Times New Roman"/>
-                <w:spacing w:val="-8"/>
-                <w:sz w:val="24"/>
-                <w:szCs w:val="24"/>
-                <w:lang w:val="vi-VN"/>
-              </w:rPr>
-              <w:t xml:space="preserve"> </w:t>
-            </w:r>
-            <w:r>
-              <w:rPr>
-                <w:rFonts w:ascii="Times New Roman" w:hAnsi="Times New Roman"/>
-                <w:spacing w:val="-8"/>
-                <w:sz w:val="24"/>
-                <w:szCs w:val="24"/>
-              </w:rPr>
-              <w:t>Tuyên Quang</w:t>
+              <w:t xml:space="preserve">{{xa}}, </w:t>
+            </w:r>
+            <w:r>
+              <w:rPr>
+                <w:rFonts w:ascii="Times New Roman" w:hAnsi="Times New Roman"/>
+                <w:spacing w:val="-8"/>
+                <w:sz w:val="24"/>
+                <w:szCs w:val="24"/>
+                <w:lang w:val="vi-VN"/>
+              </w:rPr>
+              <w:t xml:space="preserve">Tỉnh/Thành phố: </w:t>
+            </w:r>
+            <w:r>
+              <w:rPr>
+                <w:rFonts w:ascii="Times New Roman" w:hAnsi="Times New Roman"/>
+                <w:spacing w:val="-8"/>
+                <w:sz w:val="24"/>
+                <w:szCs w:val="24"/>
+              </w:rPr>
+              <w:t>{{tinh}}</w:t>
             </w:r>
           </w:p>
           <w:p>
@@ -3562,26 +3388,26 @@
                 <w:szCs w:val="24"/>
                 <w:lang w:val="vi-VN"/>
               </w:rPr>
-              <w:t>Phường/Xã/TT: ..........................Quận/Huyện/TX/TP: .................................</w:t>
-            </w:r>
-            <w:r>
-              <w:rPr>
-                <w:rFonts w:ascii="Times New Roman" w:hAnsi="Times New Roman"/>
-                <w:spacing w:val="-8"/>
-                <w:sz w:val="24"/>
-                <w:szCs w:val="24"/>
-              </w:rPr>
-              <w:t>..</w:t>
-            </w:r>
-            <w:r>
-              <w:rPr>
-                <w:rFonts w:ascii="Times New Roman" w:hAnsi="Times New Roman"/>
-                <w:spacing w:val="-8"/>
-                <w:sz w:val="24"/>
-                <w:szCs w:val="24"/>
-                <w:lang w:val="vi-VN"/>
-              </w:rPr>
-              <w:t>.......Tỉnh/Thành phố: ................................</w:t>
+              <w:t>Phường/Xã</w:t>
+            </w:r>
+            <w:r>
+              <w:rPr>
+                <w:rFonts w:ascii="Times New Roman" w:hAnsi="Times New Roman"/>
+                <w:spacing w:val="-8"/>
+                <w:sz w:val="24"/>
+                <w:szCs w:val="24"/>
+              </w:rPr>
+              <w:t>/Đặc khu</w:t>
+            </w:r>
+            <w:r>
+              <w:rPr>
+                <w:rFonts w:ascii="Times New Roman" w:hAnsi="Times New Roman"/>
+                <w:spacing w:val="-8"/>
+                <w:sz w:val="24"/>
+                <w:szCs w:val="24"/>
+                <w:lang w:val="vi-VN"/>
+              </w:rPr>
+              <w:t>: .................................Tỉnh/Thành phố: .................................................</w:t>
             </w:r>
           </w:p>
           <w:p>
@@ -3769,7 +3595,7 @@
           <w:p>
             <w:pPr>
               <w:spacing w:after="0" w:line="360" w:lineRule="auto"/>
-              <w:ind w:right="175"/>
+              <w:ind w:right="176"/>
               <w:rPr>
                 <w:rFonts w:ascii="Times New Roman" w:hAnsi="Times New Roman"/>
                 <w:spacing w:val="-8"/>
@@ -3786,26 +3612,26 @@
                 <w:szCs w:val="24"/>
                 <w:lang w:val="vi-VN"/>
               </w:rPr>
-              <w:t>Phường/Xã/TT: ..........................Quận/Huyện/TX/TP: .................................</w:t>
-            </w:r>
-            <w:r>
-              <w:rPr>
-                <w:rFonts w:ascii="Times New Roman" w:hAnsi="Times New Roman"/>
-                <w:spacing w:val="-8"/>
-                <w:sz w:val="24"/>
-                <w:szCs w:val="24"/>
-              </w:rPr>
-              <w:t>..</w:t>
-            </w:r>
-            <w:r>
-              <w:rPr>
-                <w:rFonts w:ascii="Times New Roman" w:hAnsi="Times New Roman"/>
-                <w:spacing w:val="-8"/>
-                <w:sz w:val="24"/>
-                <w:szCs w:val="24"/>
-                <w:lang w:val="vi-VN"/>
-              </w:rPr>
-              <w:t>.......Tỉnh/Thành phố: ................................</w:t>
+              <w:t>Phường/Xã</w:t>
+            </w:r>
+            <w:r>
+              <w:rPr>
+                <w:rFonts w:ascii="Times New Roman" w:hAnsi="Times New Roman"/>
+                <w:spacing w:val="-8"/>
+                <w:sz w:val="24"/>
+                <w:szCs w:val="24"/>
+              </w:rPr>
+              <w:t>/Đặc khu</w:t>
+            </w:r>
+            <w:r>
+              <w:rPr>
+                <w:rFonts w:ascii="Times New Roman" w:hAnsi="Times New Roman"/>
+                <w:spacing w:val="-8"/>
+                <w:sz w:val="24"/>
+                <w:szCs w:val="24"/>
+                <w:lang w:val="vi-VN"/>
+              </w:rPr>
+              <w:t>: .................................Tỉnh/Thành phố: .................................................</w:t>
             </w:r>
           </w:p>
           <w:p>
@@ -3858,8 +3684,9 @@
                 <w:spacing w:val="-8"/>
                 <w:sz w:val="24"/>
                 <w:szCs w:val="24"/>
-              </w:rPr>
-              <w:t xml:space="preserve">{{sdt}} </w:t>
+                <w:lang w:val="vi-VN"/>
+              </w:rPr>
+              <w:t>………………………</w:t>
             </w:r>
             <w:r>
               <w:rPr>
@@ -3917,6 +3744,7 @@
             </w:r>
             <w:bookmarkStart w:id="0" w:name="_Hlk178932437"/>
           </w:p>
+          <w:bookmarkEnd w:id="0"/>
           <w:p>
             <w:pPr>
               <w:spacing w:after="0" w:line="240" w:lineRule="auto"/>
@@ -3924,7 +3752,7 @@
               <w:jc w:val="both"/>
               <w:rPr>
                 <w:rFonts w:ascii="Times New Roman" w:hAnsi="Times New Roman"/>
-                <w:spacing w:val="-8"/>
+                <w:i/>
                 <w:sz w:val="24"/>
                 <w:szCs w:val="24"/>
                 <w:lang w:val="vi-VN"/>
@@ -3938,18 +3766,16 @@
                 <w:szCs w:val="24"/>
                 <w:lang w:val="vi-VN"/>
               </w:rPr>
-              <w:t>Điện thoại và</w:t>
+              <w:t xml:space="preserve">Điện thoại và Email liên hệ là số điện thoại </w:t>
             </w:r>
             <w:r>
               <w:rPr>
                 <w:rFonts w:ascii="Times New Roman" w:hAnsi="Times New Roman"/>
                 <w:i/>
-                <w:spacing w:val="-3"/>
-                <w:sz w:val="24"/>
-                <w:szCs w:val="24"/>
-                <w:lang w:val="vi-VN"/>
-              </w:rPr>
-              <w:t xml:space="preserve"> </w:t>
+                <w:sz w:val="24"/>
+                <w:szCs w:val="24"/>
+              </w:rPr>
+              <w:t xml:space="preserve">và </w:t>
             </w:r>
             <w:r>
               <w:rPr>
@@ -3959,7 +3785,7 @@
                 <w:szCs w:val="24"/>
                 <w:lang w:val="vi-VN"/>
               </w:rPr>
-              <w:t>E</w:t>
+              <w:t xml:space="preserve">thư điện tử chính chủ </w:t>
             </w:r>
             <w:r>
               <w:rPr>
@@ -3967,909 +3793,19 @@
                 <w:i/>
                 <w:sz w:val="24"/>
                 <w:szCs w:val="24"/>
-                <w:lang w:val="vi-VN"/>
-              </w:rPr>
-              <w:t>mail</w:t>
+              </w:rPr>
+              <w:t xml:space="preserve">của khách hàng. Đây </w:t>
             </w:r>
             <w:r>
               <w:rPr>
                 <w:rFonts w:ascii="Times New Roman" w:hAnsi="Times New Roman"/>
                 <w:i/>
-                <w:spacing w:val="-2"/>
-                <w:sz w:val="24"/>
-                <w:szCs w:val="24"/>
-                <w:lang w:val="vi-VN"/>
-              </w:rPr>
-              <w:t xml:space="preserve"> </w:t>
-            </w:r>
-            <w:r>
-              <w:rPr>
-                <w:rFonts w:ascii="Times New Roman" w:hAnsi="Times New Roman"/>
-                <w:i/>
-                <w:sz w:val="24"/>
-                <w:szCs w:val="24"/>
-                <w:lang w:val="vi-VN"/>
-              </w:rPr>
-              <w:t>liên hệ là</w:t>
-            </w:r>
-            <w:r>
-              <w:rPr>
-                <w:rFonts w:ascii="Times New Roman" w:hAnsi="Times New Roman"/>
-                <w:i/>
-                <w:spacing w:val="-3"/>
-                <w:sz w:val="24"/>
-                <w:szCs w:val="24"/>
-                <w:lang w:val="vi-VN"/>
-              </w:rPr>
-              <w:t xml:space="preserve"> </w:t>
-            </w:r>
-            <w:r>
-              <w:rPr>
-                <w:rFonts w:ascii="Times New Roman" w:hAnsi="Times New Roman"/>
-                <w:i/>
-                <w:sz w:val="24"/>
-                <w:szCs w:val="24"/>
-                <w:lang w:val="vi-VN"/>
-              </w:rPr>
-              <w:t>số điện thoại và địa chỉ thư</w:t>
-            </w:r>
-            <w:r>
-              <w:rPr>
-                <w:rFonts w:ascii="Times New Roman" w:hAnsi="Times New Roman"/>
-                <w:i/>
-                <w:spacing w:val="-1"/>
-                <w:sz w:val="24"/>
-                <w:szCs w:val="24"/>
-                <w:lang w:val="vi-VN"/>
-              </w:rPr>
-              <w:t xml:space="preserve"> </w:t>
-            </w:r>
-            <w:r>
-              <w:rPr>
-                <w:rFonts w:ascii="Times New Roman" w:hAnsi="Times New Roman"/>
-                <w:i/>
-                <w:sz w:val="24"/>
-                <w:szCs w:val="24"/>
-                <w:lang w:val="vi-VN"/>
-              </w:rPr>
-              <w:t>điện tử</w:t>
-            </w:r>
-            <w:r>
-              <w:rPr>
-                <w:rFonts w:ascii="Times New Roman" w:hAnsi="Times New Roman"/>
-                <w:i/>
-                <w:spacing w:val="-1"/>
-                <w:sz w:val="24"/>
-                <w:szCs w:val="24"/>
-                <w:lang w:val="vi-VN"/>
-              </w:rPr>
-              <w:t xml:space="preserve"> </w:t>
-            </w:r>
-            <w:r>
-              <w:rPr>
-                <w:rFonts w:ascii="Times New Roman" w:hAnsi="Times New Roman"/>
-                <w:i/>
-                <w:sz w:val="24"/>
-                <w:szCs w:val="24"/>
-              </w:rPr>
-              <w:t>của khách hàng,</w:t>
-            </w:r>
-            <w:r>
-              <w:rPr>
-                <w:rFonts w:ascii="Times New Roman" w:hAnsi="Times New Roman"/>
-                <w:i/>
-                <w:spacing w:val="-14"/>
-                <w:sz w:val="24"/>
-                <w:szCs w:val="24"/>
-                <w:lang w:val="vi-VN"/>
-              </w:rPr>
-              <w:t xml:space="preserve"> </w:t>
-            </w:r>
-            <w:r>
-              <w:rPr>
-                <w:rFonts w:ascii="Times New Roman" w:hAnsi="Times New Roman"/>
-                <w:i/>
-                <w:sz w:val="24"/>
-                <w:szCs w:val="24"/>
-                <w:lang w:val="vi-VN"/>
-              </w:rPr>
-              <w:t>là</w:t>
-            </w:r>
-            <w:r>
-              <w:rPr>
-                <w:rFonts w:ascii="Times New Roman" w:hAnsi="Times New Roman"/>
-                <w:i/>
-                <w:spacing w:val="-15"/>
-                <w:sz w:val="24"/>
-                <w:szCs w:val="24"/>
-                <w:lang w:val="vi-VN"/>
-              </w:rPr>
-              <w:t xml:space="preserve"> </w:t>
-            </w:r>
-            <w:r>
-              <w:rPr>
-                <w:rFonts w:ascii="Times New Roman" w:hAnsi="Times New Roman"/>
-                <w:i/>
-                <w:sz w:val="24"/>
-                <w:szCs w:val="24"/>
-                <w:lang w:val="vi-VN"/>
-              </w:rPr>
-              <w:t>một</w:t>
-            </w:r>
-            <w:r>
-              <w:rPr>
-                <w:rFonts w:ascii="Times New Roman" w:hAnsi="Times New Roman"/>
-                <w:i/>
-                <w:spacing w:val="-16"/>
-                <w:sz w:val="24"/>
-                <w:szCs w:val="24"/>
-                <w:lang w:val="vi-VN"/>
-              </w:rPr>
-              <w:t xml:space="preserve"> </w:t>
-            </w:r>
-            <w:r>
-              <w:rPr>
-                <w:rFonts w:ascii="Times New Roman" w:hAnsi="Times New Roman"/>
-                <w:i/>
-                <w:sz w:val="24"/>
-                <w:szCs w:val="24"/>
-                <w:lang w:val="vi-VN"/>
-              </w:rPr>
-              <w:t>trong</w:t>
-            </w:r>
-            <w:r>
-              <w:rPr>
-                <w:rFonts w:ascii="Times New Roman" w:hAnsi="Times New Roman"/>
-                <w:i/>
-                <w:spacing w:val="-15"/>
-                <w:sz w:val="24"/>
-                <w:szCs w:val="24"/>
-                <w:lang w:val="vi-VN"/>
-              </w:rPr>
-              <w:t xml:space="preserve"> </w:t>
-            </w:r>
-            <w:r>
-              <w:rPr>
-                <w:rFonts w:ascii="Times New Roman" w:hAnsi="Times New Roman"/>
-                <w:i/>
-                <w:sz w:val="24"/>
-                <w:szCs w:val="24"/>
-                <w:lang w:val="vi-VN"/>
-              </w:rPr>
-              <w:t>số</w:t>
-            </w:r>
-            <w:r>
-              <w:rPr>
-                <w:rFonts w:ascii="Times New Roman" w:hAnsi="Times New Roman"/>
-                <w:i/>
-                <w:spacing w:val="-13"/>
-                <w:sz w:val="24"/>
-                <w:szCs w:val="24"/>
-                <w:lang w:val="vi-VN"/>
-              </w:rPr>
-              <w:t xml:space="preserve"> </w:t>
-            </w:r>
-            <w:r>
-              <w:rPr>
-                <w:rFonts w:ascii="Times New Roman" w:hAnsi="Times New Roman"/>
-                <w:i/>
-                <w:sz w:val="24"/>
-                <w:szCs w:val="24"/>
-                <w:lang w:val="vi-VN"/>
-              </w:rPr>
-              <w:t>các</w:t>
-            </w:r>
-            <w:r>
-              <w:rPr>
-                <w:rFonts w:ascii="Times New Roman" w:hAnsi="Times New Roman"/>
-                <w:i/>
-                <w:spacing w:val="-16"/>
-                <w:sz w:val="24"/>
-                <w:szCs w:val="24"/>
-                <w:lang w:val="vi-VN"/>
-              </w:rPr>
-              <w:t xml:space="preserve"> </w:t>
-            </w:r>
-            <w:r>
-              <w:rPr>
-                <w:rFonts w:ascii="Times New Roman" w:hAnsi="Times New Roman"/>
-                <w:i/>
-                <w:sz w:val="24"/>
-                <w:szCs w:val="24"/>
-                <w:lang w:val="vi-VN"/>
-              </w:rPr>
-              <w:t>phương</w:t>
-            </w:r>
-            <w:r>
-              <w:rPr>
-                <w:rFonts w:ascii="Times New Roman" w:hAnsi="Times New Roman"/>
-                <w:i/>
-                <w:spacing w:val="-15"/>
-                <w:sz w:val="24"/>
-                <w:szCs w:val="24"/>
-                <w:lang w:val="vi-VN"/>
-              </w:rPr>
-              <w:t xml:space="preserve"> </w:t>
-            </w:r>
-            <w:r>
-              <w:rPr>
-                <w:rFonts w:ascii="Times New Roman" w:hAnsi="Times New Roman"/>
-                <w:i/>
-                <w:sz w:val="24"/>
-                <w:szCs w:val="24"/>
-                <w:lang w:val="vi-VN"/>
-              </w:rPr>
-              <w:t>thức</w:t>
-            </w:r>
-            <w:r>
-              <w:rPr>
-                <w:rFonts w:ascii="Times New Roman" w:hAnsi="Times New Roman"/>
-                <w:i/>
-                <w:spacing w:val="-15"/>
-                <w:sz w:val="24"/>
-                <w:szCs w:val="24"/>
-                <w:lang w:val="vi-VN"/>
-              </w:rPr>
-              <w:t xml:space="preserve"> </w:t>
-            </w:r>
-            <w:r>
-              <w:rPr>
-                <w:rFonts w:ascii="Times New Roman" w:hAnsi="Times New Roman"/>
-                <w:i/>
-                <w:sz w:val="24"/>
-                <w:szCs w:val="24"/>
-                <w:lang w:val="vi-VN"/>
-              </w:rPr>
-              <w:t>liên</w:t>
-            </w:r>
-            <w:r>
-              <w:rPr>
-                <w:rFonts w:ascii="Times New Roman" w:hAnsi="Times New Roman"/>
-                <w:i/>
-                <w:spacing w:val="-15"/>
-                <w:sz w:val="24"/>
-                <w:szCs w:val="24"/>
-                <w:lang w:val="vi-VN"/>
-              </w:rPr>
-              <w:t xml:space="preserve"> </w:t>
-            </w:r>
-            <w:r>
-              <w:rPr>
-                <w:rFonts w:ascii="Times New Roman" w:hAnsi="Times New Roman"/>
-                <w:i/>
-                <w:sz w:val="24"/>
-                <w:szCs w:val="24"/>
-                <w:lang w:val="vi-VN"/>
-              </w:rPr>
-              <w:t>hệ</w:t>
-            </w:r>
-            <w:r>
-              <w:rPr>
-                <w:rFonts w:ascii="Times New Roman" w:hAnsi="Times New Roman"/>
-                <w:i/>
-                <w:spacing w:val="-14"/>
-                <w:sz w:val="24"/>
-                <w:szCs w:val="24"/>
-                <w:lang w:val="vi-VN"/>
-              </w:rPr>
-              <w:t xml:space="preserve"> </w:t>
-            </w:r>
-            <w:r>
-              <w:rPr>
-                <w:rFonts w:ascii="Times New Roman" w:hAnsi="Times New Roman"/>
-                <w:i/>
-                <w:sz w:val="24"/>
-                <w:szCs w:val="24"/>
-                <w:lang w:val="vi-VN"/>
-              </w:rPr>
-              <w:t>để</w:t>
-            </w:r>
-            <w:r>
-              <w:rPr>
-                <w:rFonts w:ascii="Times New Roman" w:hAnsi="Times New Roman"/>
-                <w:i/>
-                <w:spacing w:val="-14"/>
-                <w:sz w:val="24"/>
-                <w:szCs w:val="24"/>
-                <w:lang w:val="vi-VN"/>
-              </w:rPr>
-              <w:t xml:space="preserve"> </w:t>
-            </w:r>
-            <w:r>
-              <w:rPr>
-                <w:rFonts w:ascii="Times New Roman" w:hAnsi="Times New Roman"/>
-                <w:i/>
-                <w:sz w:val="24"/>
-                <w:szCs w:val="24"/>
-                <w:lang w:val="vi-VN"/>
-              </w:rPr>
-              <w:t>NHCSXH</w:t>
-            </w:r>
-            <w:r>
-              <w:rPr>
-                <w:rFonts w:ascii="Times New Roman" w:hAnsi="Times New Roman"/>
-                <w:i/>
-                <w:spacing w:val="-16"/>
-                <w:sz w:val="24"/>
-                <w:szCs w:val="24"/>
-                <w:lang w:val="vi-VN"/>
-              </w:rPr>
-              <w:t xml:space="preserve"> </w:t>
-            </w:r>
-            <w:r>
-              <w:rPr>
-                <w:rFonts w:ascii="Times New Roman" w:hAnsi="Times New Roman"/>
-                <w:i/>
-                <w:sz w:val="24"/>
-                <w:szCs w:val="24"/>
-                <w:lang w:val="vi-VN"/>
-              </w:rPr>
-              <w:t>thông</w:t>
-            </w:r>
-            <w:r>
-              <w:rPr>
-                <w:rFonts w:ascii="Times New Roman" w:hAnsi="Times New Roman"/>
-                <w:i/>
-                <w:spacing w:val="-16"/>
-                <w:sz w:val="24"/>
-                <w:szCs w:val="24"/>
-                <w:lang w:val="vi-VN"/>
-              </w:rPr>
-              <w:t xml:space="preserve"> </w:t>
-            </w:r>
-            <w:r>
-              <w:rPr>
-                <w:rFonts w:ascii="Times New Roman" w:hAnsi="Times New Roman"/>
-                <w:i/>
-                <w:sz w:val="24"/>
-                <w:szCs w:val="24"/>
-                <w:lang w:val="vi-VN"/>
-              </w:rPr>
-              <w:t>báo</w:t>
-            </w:r>
-            <w:r>
-              <w:rPr>
-                <w:rFonts w:ascii="Times New Roman" w:hAnsi="Times New Roman"/>
-                <w:i/>
-                <w:spacing w:val="-15"/>
-                <w:sz w:val="24"/>
-                <w:szCs w:val="24"/>
-                <w:lang w:val="vi-VN"/>
-              </w:rPr>
-              <w:t xml:space="preserve"> </w:t>
-            </w:r>
-            <w:r>
-              <w:rPr>
-                <w:rFonts w:ascii="Times New Roman" w:hAnsi="Times New Roman"/>
-                <w:i/>
-                <w:sz w:val="24"/>
-                <w:szCs w:val="24"/>
-                <w:lang w:val="vi-VN"/>
-              </w:rPr>
-              <w:t>cho</w:t>
-            </w:r>
-            <w:r>
-              <w:rPr>
-                <w:rFonts w:ascii="Times New Roman" w:hAnsi="Times New Roman"/>
-                <w:i/>
-                <w:spacing w:val="-14"/>
-                <w:sz w:val="24"/>
-                <w:szCs w:val="24"/>
-                <w:lang w:val="vi-VN"/>
-              </w:rPr>
-              <w:t xml:space="preserve"> </w:t>
-            </w:r>
-            <w:r>
-              <w:rPr>
-                <w:rFonts w:ascii="Times New Roman" w:hAnsi="Times New Roman"/>
-                <w:i/>
-                <w:sz w:val="24"/>
-                <w:szCs w:val="24"/>
-                <w:lang w:val="vi-VN"/>
-              </w:rPr>
-              <w:t>Quý</w:t>
-            </w:r>
-            <w:r>
-              <w:rPr>
-                <w:rFonts w:ascii="Times New Roman" w:hAnsi="Times New Roman"/>
-                <w:i/>
-                <w:spacing w:val="-15"/>
-                <w:sz w:val="24"/>
-                <w:szCs w:val="24"/>
-                <w:lang w:val="vi-VN"/>
-              </w:rPr>
-              <w:t xml:space="preserve"> </w:t>
-            </w:r>
-            <w:r>
-              <w:rPr>
-                <w:rFonts w:ascii="Times New Roman" w:hAnsi="Times New Roman"/>
-                <w:i/>
-                <w:sz w:val="24"/>
-                <w:szCs w:val="24"/>
-                <w:lang w:val="vi-VN"/>
-              </w:rPr>
-              <w:t>khách</w:t>
-            </w:r>
-            <w:r>
-              <w:rPr>
-                <w:rFonts w:ascii="Times New Roman" w:hAnsi="Times New Roman"/>
-                <w:i/>
-                <w:spacing w:val="-15"/>
-                <w:sz w:val="24"/>
-                <w:szCs w:val="24"/>
-                <w:lang w:val="vi-VN"/>
-              </w:rPr>
-              <w:t xml:space="preserve"> </w:t>
-            </w:r>
-            <w:r>
-              <w:rPr>
-                <w:rFonts w:ascii="Times New Roman" w:hAnsi="Times New Roman"/>
-                <w:i/>
-                <w:sz w:val="24"/>
-                <w:szCs w:val="24"/>
-                <w:lang w:val="vi-VN"/>
-              </w:rPr>
-              <w:t>thông</w:t>
-            </w:r>
-            <w:r>
-              <w:rPr>
-                <w:rFonts w:ascii="Times New Roman" w:hAnsi="Times New Roman"/>
-                <w:i/>
-                <w:spacing w:val="-15"/>
-                <w:sz w:val="24"/>
-                <w:szCs w:val="24"/>
-                <w:lang w:val="vi-VN"/>
-              </w:rPr>
-              <w:t xml:space="preserve"> </w:t>
-            </w:r>
-            <w:r>
-              <w:rPr>
-                <w:rFonts w:ascii="Times New Roman" w:hAnsi="Times New Roman"/>
-                <w:i/>
-                <w:sz w:val="24"/>
-                <w:szCs w:val="24"/>
-                <w:lang w:val="vi-VN"/>
-              </w:rPr>
-              <w:t>tin</w:t>
-            </w:r>
-            <w:r>
-              <w:rPr>
-                <w:rFonts w:ascii="Times New Roman" w:hAnsi="Times New Roman"/>
-                <w:i/>
-                <w:spacing w:val="-15"/>
-                <w:sz w:val="24"/>
-                <w:szCs w:val="24"/>
-                <w:lang w:val="vi-VN"/>
-              </w:rPr>
-              <w:t xml:space="preserve"> </w:t>
-            </w:r>
-            <w:r>
-              <w:rPr>
-                <w:rFonts w:ascii="Times New Roman" w:hAnsi="Times New Roman"/>
-                <w:i/>
-                <w:sz w:val="24"/>
-                <w:szCs w:val="24"/>
-                <w:lang w:val="vi-VN"/>
-              </w:rPr>
-              <w:t>cần thiết</w:t>
-            </w:r>
-            <w:r>
-              <w:rPr>
-                <w:rFonts w:ascii="Times New Roman" w:hAnsi="Times New Roman"/>
-                <w:i/>
-                <w:spacing w:val="-14"/>
-                <w:sz w:val="24"/>
-                <w:szCs w:val="24"/>
-                <w:lang w:val="vi-VN"/>
-              </w:rPr>
-              <w:t xml:space="preserve"> </w:t>
-            </w:r>
-            <w:r>
-              <w:rPr>
-                <w:rFonts w:ascii="Times New Roman" w:hAnsi="Times New Roman"/>
-                <w:i/>
-                <w:sz w:val="24"/>
-                <w:szCs w:val="24"/>
-                <w:lang w:val="vi-VN"/>
-              </w:rPr>
-              <w:t>trong</w:t>
-            </w:r>
-            <w:r>
-              <w:rPr>
-                <w:rFonts w:ascii="Times New Roman" w:hAnsi="Times New Roman"/>
-                <w:i/>
-                <w:spacing w:val="-14"/>
-                <w:sz w:val="24"/>
-                <w:szCs w:val="24"/>
-                <w:lang w:val="vi-VN"/>
-              </w:rPr>
-              <w:t xml:space="preserve"> </w:t>
-            </w:r>
-            <w:r>
-              <w:rPr>
-                <w:rFonts w:ascii="Times New Roman" w:hAnsi="Times New Roman"/>
-                <w:i/>
-                <w:sz w:val="24"/>
-                <w:szCs w:val="24"/>
-                <w:lang w:val="vi-VN"/>
-              </w:rPr>
-              <w:t>quá</w:t>
-            </w:r>
-            <w:r>
-              <w:rPr>
-                <w:rFonts w:ascii="Times New Roman" w:hAnsi="Times New Roman"/>
-                <w:i/>
-                <w:spacing w:val="-14"/>
-                <w:sz w:val="24"/>
-                <w:szCs w:val="24"/>
-                <w:lang w:val="vi-VN"/>
-              </w:rPr>
-              <w:t xml:space="preserve"> </w:t>
-            </w:r>
-            <w:r>
-              <w:rPr>
-                <w:rFonts w:ascii="Times New Roman" w:hAnsi="Times New Roman"/>
-                <w:i/>
-                <w:sz w:val="24"/>
-                <w:szCs w:val="24"/>
-                <w:lang w:val="vi-VN"/>
-              </w:rPr>
-              <w:t>trình</w:t>
-            </w:r>
-            <w:r>
-              <w:rPr>
-                <w:rFonts w:ascii="Times New Roman" w:hAnsi="Times New Roman"/>
-                <w:i/>
-                <w:spacing w:val="-14"/>
-                <w:sz w:val="24"/>
-                <w:szCs w:val="24"/>
-                <w:lang w:val="vi-VN"/>
-              </w:rPr>
-              <w:t xml:space="preserve"> </w:t>
-            </w:r>
-            <w:r>
-              <w:rPr>
-                <w:rFonts w:ascii="Times New Roman" w:hAnsi="Times New Roman"/>
-                <w:i/>
-                <w:sz w:val="24"/>
-                <w:szCs w:val="24"/>
-                <w:lang w:val="vi-VN"/>
-              </w:rPr>
-              <w:t>đăng</w:t>
-            </w:r>
-            <w:r>
-              <w:rPr>
-                <w:rFonts w:ascii="Times New Roman" w:hAnsi="Times New Roman"/>
-                <w:i/>
-                <w:spacing w:val="-14"/>
-                <w:sz w:val="24"/>
-                <w:szCs w:val="24"/>
-                <w:lang w:val="vi-VN"/>
-              </w:rPr>
-              <w:t xml:space="preserve"> </w:t>
-            </w:r>
-            <w:r>
-              <w:rPr>
-                <w:rFonts w:ascii="Times New Roman" w:hAnsi="Times New Roman"/>
-                <w:i/>
-                <w:sz w:val="24"/>
-                <w:szCs w:val="24"/>
-                <w:lang w:val="vi-VN"/>
-              </w:rPr>
-              <w:t>ký</w:t>
-            </w:r>
-            <w:r>
-              <w:rPr>
-                <w:rFonts w:ascii="Times New Roman" w:hAnsi="Times New Roman"/>
-                <w:i/>
-                <w:spacing w:val="-14"/>
-                <w:sz w:val="24"/>
-                <w:szCs w:val="24"/>
-                <w:lang w:val="vi-VN"/>
-              </w:rPr>
-              <w:t xml:space="preserve"> </w:t>
-            </w:r>
-            <w:r>
-              <w:rPr>
-                <w:rFonts w:ascii="Times New Roman" w:hAnsi="Times New Roman"/>
-                <w:i/>
-                <w:sz w:val="24"/>
-                <w:szCs w:val="24"/>
-                <w:lang w:val="vi-VN"/>
-              </w:rPr>
-              <w:t>và</w:t>
-            </w:r>
-            <w:r>
-              <w:rPr>
-                <w:rFonts w:ascii="Times New Roman" w:hAnsi="Times New Roman"/>
-                <w:i/>
-                <w:spacing w:val="-12"/>
-                <w:sz w:val="24"/>
-                <w:szCs w:val="24"/>
-                <w:lang w:val="vi-VN"/>
-              </w:rPr>
-              <w:t xml:space="preserve"> </w:t>
-            </w:r>
-            <w:r>
-              <w:rPr>
-                <w:rFonts w:ascii="Times New Roman" w:hAnsi="Times New Roman"/>
-                <w:i/>
-                <w:sz w:val="24"/>
-                <w:szCs w:val="24"/>
-                <w:lang w:val="vi-VN"/>
-              </w:rPr>
-              <w:t>sử</w:t>
-            </w:r>
-            <w:r>
-              <w:rPr>
-                <w:rFonts w:ascii="Times New Roman" w:hAnsi="Times New Roman"/>
-                <w:i/>
-                <w:spacing w:val="-16"/>
-                <w:sz w:val="24"/>
-                <w:szCs w:val="24"/>
-                <w:lang w:val="vi-VN"/>
-              </w:rPr>
-              <w:t xml:space="preserve"> </w:t>
-            </w:r>
-            <w:r>
-              <w:rPr>
-                <w:rFonts w:ascii="Times New Roman" w:hAnsi="Times New Roman"/>
-                <w:i/>
-                <w:sz w:val="24"/>
-                <w:szCs w:val="24"/>
-                <w:lang w:val="vi-VN"/>
-              </w:rPr>
-              <w:t>dụng</w:t>
-            </w:r>
-            <w:r>
-              <w:rPr>
-                <w:rFonts w:ascii="Times New Roman" w:hAnsi="Times New Roman"/>
-                <w:i/>
-                <w:spacing w:val="-14"/>
-                <w:sz w:val="24"/>
-                <w:szCs w:val="24"/>
-                <w:lang w:val="vi-VN"/>
-              </w:rPr>
-              <w:t xml:space="preserve"> </w:t>
-            </w:r>
-            <w:r>
-              <w:rPr>
-                <w:rFonts w:ascii="Times New Roman" w:hAnsi="Times New Roman"/>
-                <w:i/>
-                <w:sz w:val="24"/>
-                <w:szCs w:val="24"/>
-              </w:rPr>
-              <w:t xml:space="preserve">tài khoản </w:t>
-            </w:r>
-            <w:r>
-              <w:rPr>
-                <w:rFonts w:ascii="Times New Roman" w:hAnsi="Times New Roman"/>
-                <w:i/>
-                <w:sz w:val="24"/>
-                <w:szCs w:val="24"/>
-              </w:rPr>
-              <w:t>T</w:t>
-            </w:r>
-            <w:r>
-              <w:rPr>
-                <w:rFonts w:ascii="Times New Roman" w:hAnsi="Times New Roman"/>
-                <w:i/>
-                <w:sz w:val="24"/>
-                <w:szCs w:val="24"/>
-              </w:rPr>
-              <w:t>ổ viên</w:t>
-            </w:r>
-            <w:r>
-              <w:rPr>
-                <w:rFonts w:ascii="Times New Roman" w:hAnsi="Times New Roman"/>
-                <w:i/>
-                <w:sz w:val="24"/>
-                <w:szCs w:val="24"/>
-                <w:lang w:val="vi-VN"/>
-              </w:rPr>
-              <w:t>.</w:t>
-            </w:r>
-            <w:r>
-              <w:rPr>
-                <w:rFonts w:ascii="Times New Roman" w:hAnsi="Times New Roman"/>
-                <w:i/>
-                <w:spacing w:val="-14"/>
-                <w:sz w:val="24"/>
-                <w:szCs w:val="24"/>
-                <w:lang w:val="vi-VN"/>
-              </w:rPr>
-              <w:t xml:space="preserve"> </w:t>
-            </w:r>
-            <w:r>
-              <w:rPr>
-                <w:rFonts w:ascii="Times New Roman" w:hAnsi="Times New Roman"/>
-                <w:i/>
-                <w:sz w:val="24"/>
-                <w:szCs w:val="24"/>
-                <w:lang w:val="vi-VN"/>
-              </w:rPr>
-              <w:t>Quý</w:t>
-            </w:r>
-            <w:r>
-              <w:rPr>
-                <w:rFonts w:ascii="Times New Roman" w:hAnsi="Times New Roman"/>
-                <w:i/>
-                <w:spacing w:val="-14"/>
-                <w:sz w:val="24"/>
-                <w:szCs w:val="24"/>
-                <w:lang w:val="vi-VN"/>
-              </w:rPr>
-              <w:t xml:space="preserve"> </w:t>
-            </w:r>
-            <w:r>
-              <w:rPr>
-                <w:rFonts w:ascii="Times New Roman" w:hAnsi="Times New Roman"/>
-                <w:i/>
-                <w:sz w:val="24"/>
-                <w:szCs w:val="24"/>
-                <w:lang w:val="vi-VN"/>
-              </w:rPr>
-              <w:t>khách</w:t>
-            </w:r>
-            <w:r>
-              <w:rPr>
-                <w:rFonts w:ascii="Times New Roman" w:hAnsi="Times New Roman"/>
-                <w:i/>
-                <w:spacing w:val="-14"/>
-                <w:sz w:val="24"/>
-                <w:szCs w:val="24"/>
-                <w:lang w:val="vi-VN"/>
-              </w:rPr>
-              <w:t xml:space="preserve"> </w:t>
-            </w:r>
-            <w:r>
-              <w:rPr>
-                <w:rFonts w:ascii="Times New Roman" w:hAnsi="Times New Roman"/>
-                <w:i/>
-                <w:sz w:val="24"/>
-                <w:szCs w:val="24"/>
-                <w:lang w:val="vi-VN"/>
-              </w:rPr>
-              <w:t>lưu</w:t>
-            </w:r>
-            <w:r>
-              <w:rPr>
-                <w:rFonts w:ascii="Times New Roman" w:hAnsi="Times New Roman"/>
-                <w:i/>
-                <w:spacing w:val="-15"/>
-                <w:sz w:val="24"/>
-                <w:szCs w:val="24"/>
-                <w:lang w:val="vi-VN"/>
-              </w:rPr>
-              <w:t xml:space="preserve"> </w:t>
-            </w:r>
-            <w:r>
-              <w:rPr>
-                <w:rFonts w:ascii="Times New Roman" w:hAnsi="Times New Roman"/>
-                <w:i/>
-                <w:sz w:val="24"/>
-                <w:szCs w:val="24"/>
-                <w:lang w:val="vi-VN"/>
-              </w:rPr>
-              <w:t>ý</w:t>
-            </w:r>
-            <w:r>
-              <w:rPr>
-                <w:rFonts w:ascii="Times New Roman" w:hAnsi="Times New Roman"/>
-                <w:i/>
-                <w:spacing w:val="-14"/>
-                <w:sz w:val="24"/>
-                <w:szCs w:val="24"/>
-                <w:lang w:val="vi-VN"/>
-              </w:rPr>
-              <w:t xml:space="preserve"> </w:t>
-            </w:r>
-            <w:r>
-              <w:rPr>
-                <w:rFonts w:ascii="Times New Roman" w:hAnsi="Times New Roman"/>
-                <w:i/>
-                <w:sz w:val="24"/>
-                <w:szCs w:val="24"/>
-                <w:lang w:val="vi-VN"/>
-              </w:rPr>
-              <w:t>thông</w:t>
-            </w:r>
-            <w:r>
-              <w:rPr>
-                <w:rFonts w:ascii="Times New Roman" w:hAnsi="Times New Roman"/>
-                <w:i/>
-                <w:spacing w:val="-15"/>
-                <w:sz w:val="24"/>
-                <w:szCs w:val="24"/>
-                <w:lang w:val="vi-VN"/>
-              </w:rPr>
-              <w:t xml:space="preserve"> </w:t>
-            </w:r>
-            <w:r>
-              <w:rPr>
-                <w:rFonts w:ascii="Times New Roman" w:hAnsi="Times New Roman"/>
-                <w:i/>
-                <w:sz w:val="24"/>
-                <w:szCs w:val="24"/>
-                <w:lang w:val="vi-VN"/>
-              </w:rPr>
-              <w:t>báo</w:t>
-            </w:r>
-            <w:r>
-              <w:rPr>
-                <w:rFonts w:ascii="Times New Roman" w:hAnsi="Times New Roman"/>
-                <w:i/>
-                <w:spacing w:val="-14"/>
-                <w:sz w:val="24"/>
-                <w:szCs w:val="24"/>
-                <w:lang w:val="vi-VN"/>
-              </w:rPr>
-              <w:t xml:space="preserve"> </w:t>
-            </w:r>
-            <w:r>
-              <w:rPr>
-                <w:rFonts w:ascii="Times New Roman" w:hAnsi="Times New Roman"/>
-                <w:i/>
-                <w:sz w:val="24"/>
-                <w:szCs w:val="24"/>
-                <w:lang w:val="vi-VN"/>
-              </w:rPr>
-              <w:t>ngay</w:t>
-            </w:r>
-            <w:r>
-              <w:rPr>
-                <w:rFonts w:ascii="Times New Roman" w:hAnsi="Times New Roman"/>
-                <w:i/>
-                <w:spacing w:val="-16"/>
-                <w:sz w:val="24"/>
-                <w:szCs w:val="24"/>
-                <w:lang w:val="vi-VN"/>
-              </w:rPr>
-              <w:t xml:space="preserve"> </w:t>
-            </w:r>
-            <w:r>
-              <w:rPr>
-                <w:rFonts w:ascii="Times New Roman" w:hAnsi="Times New Roman"/>
-                <w:i/>
-                <w:sz w:val="24"/>
-                <w:szCs w:val="24"/>
-                <w:lang w:val="vi-VN"/>
-              </w:rPr>
-              <w:t>cho</w:t>
-            </w:r>
-            <w:r>
-              <w:rPr>
-                <w:rFonts w:ascii="Times New Roman" w:hAnsi="Times New Roman"/>
-                <w:i/>
-                <w:spacing w:val="-14"/>
-                <w:sz w:val="24"/>
-                <w:szCs w:val="24"/>
-                <w:lang w:val="vi-VN"/>
-              </w:rPr>
-              <w:t xml:space="preserve"> </w:t>
-            </w:r>
-            <w:r>
-              <w:rPr>
-                <w:rFonts w:ascii="Times New Roman" w:hAnsi="Times New Roman"/>
-                <w:i/>
-                <w:sz w:val="24"/>
-                <w:szCs w:val="24"/>
-                <w:lang w:val="vi-VN"/>
-              </w:rPr>
-              <w:t>NHCSXH khi có bất kỳ sự thay đổi về số điện thoại, email liên hệ.</w:t>
-            </w:r>
-            <w:r>
-              <w:rPr>
-                <w:rFonts w:ascii="Times New Roman" w:hAnsi="Times New Roman"/>
-                <w:i/>
-                <w:spacing w:val="-14"/>
-                <w:sz w:val="24"/>
-                <w:szCs w:val="24"/>
-                <w:lang w:val="vi-VN"/>
-              </w:rPr>
-              <w:t xml:space="preserve"> </w:t>
-            </w:r>
-            <w:bookmarkEnd w:id="0"/>
+                <w:sz w:val="24"/>
+                <w:szCs w:val="24"/>
+                <w:lang w:val="vi-VN"/>
+              </w:rPr>
+              <w:t>là một trong số các phương thức liên hệ để NHCSXH thông báo cho Quý khách thông tin cần thiết trong quá trình đăng ký và sử dụng dịch vụ. Quý khách lưu ý thông báo ngay cho NHCSXH khi có bất kỳ sự thay đổi về số điện thoại, email liên hệ. NHCSXH cung cấp dịch vụ ngân hàng và thông báo các thông tin cần thiết trong quá trình sử dụng dịch vụ qua số điện thoại và email liên hệ cập nhật của Quý khách chỉ khi nhận được thông báo của Quý khách về việc thay đổi thông tin nêu trên.</w:t>
+            </w:r>
           </w:p>
           <w:p>
             <w:pPr>
@@ -4886,694 +3822,24 @@
             </w:pPr>
             <w:r>
               <w:rPr>
-                <w:rFonts w:ascii="Times New Roman" w:hAnsi="Times New Roman" w:cs="Times New Roman"/>
+                <w:rFonts w:ascii="Times New Roman" w:hAnsi="Times New Roman"/>
                 <w:i/>
                 <w:sz w:val="24"/>
                 <w:szCs w:val="24"/>
-              </w:rPr>
-              <w:t>Để</w:t>
-            </w:r>
-            <w:r>
-              <w:rPr>
-                <w:rFonts w:ascii="Times New Roman" w:hAnsi="Times New Roman" w:cs="Times New Roman"/>
+                <w:lang w:val="vi-VN"/>
+              </w:rPr>
+              <w:t xml:space="preserve">Quý khách sử dụng thông tin điện thoại và email liên hệ là số điện thoại và email đăng ký tài khoản định </w:t>
+            </w:r>
+            <w:r>
+              <w:rPr>
+                <w:rFonts w:ascii="Times New Roman" w:hAnsi="Times New Roman"/>
                 <w:i/>
-                <w:spacing w:val="-3"/>
-                <w:sz w:val="24"/>
-                <w:szCs w:val="24"/>
-              </w:rPr>
-              <w:t xml:space="preserve"> </w:t>
-            </w:r>
-            <w:r>
-              <w:rPr>
-                <w:rFonts w:ascii="Times New Roman" w:hAnsi="Times New Roman" w:cs="Times New Roman"/>
-                <w:i/>
-                <w:sz w:val="24"/>
-                <w:szCs w:val="24"/>
-              </w:rPr>
-              <w:t>đảm</w:t>
-            </w:r>
-            <w:r>
-              <w:rPr>
-                <w:rFonts w:ascii="Times New Roman" w:hAnsi="Times New Roman" w:cs="Times New Roman"/>
-                <w:i/>
-                <w:spacing w:val="-3"/>
-                <w:sz w:val="24"/>
-                <w:szCs w:val="24"/>
-              </w:rPr>
-              <w:t xml:space="preserve"> </w:t>
-            </w:r>
-            <w:r>
-              <w:rPr>
-                <w:rFonts w:ascii="Times New Roman" w:hAnsi="Times New Roman" w:cs="Times New Roman"/>
-                <w:i/>
-                <w:sz w:val="24"/>
-                <w:szCs w:val="24"/>
-              </w:rPr>
-              <w:t>bảo</w:t>
-            </w:r>
-            <w:r>
-              <w:rPr>
-                <w:rFonts w:ascii="Times New Roman" w:hAnsi="Times New Roman" w:cs="Times New Roman"/>
-                <w:i/>
-                <w:spacing w:val="-4"/>
-                <w:sz w:val="24"/>
-                <w:szCs w:val="24"/>
-              </w:rPr>
-              <w:t xml:space="preserve"> </w:t>
-            </w:r>
-            <w:r>
-              <w:rPr>
-                <w:rFonts w:ascii="Times New Roman" w:hAnsi="Times New Roman" w:cs="Times New Roman"/>
-                <w:i/>
-                <w:sz w:val="24"/>
-                <w:szCs w:val="24"/>
-              </w:rPr>
-              <w:t>bảo</w:t>
-            </w:r>
-            <w:r>
-              <w:rPr>
-                <w:rFonts w:ascii="Times New Roman" w:hAnsi="Times New Roman" w:cs="Times New Roman"/>
-                <w:i/>
-                <w:spacing w:val="-3"/>
-                <w:sz w:val="24"/>
-                <w:szCs w:val="24"/>
-              </w:rPr>
-              <w:t xml:space="preserve"> </w:t>
-            </w:r>
-            <w:r>
-              <w:rPr>
-                <w:rFonts w:ascii="Times New Roman" w:hAnsi="Times New Roman" w:cs="Times New Roman"/>
-                <w:i/>
-                <w:sz w:val="24"/>
-                <w:szCs w:val="24"/>
-              </w:rPr>
-              <w:t>mật</w:t>
-            </w:r>
-            <w:r>
-              <w:rPr>
-                <w:rFonts w:ascii="Times New Roman" w:hAnsi="Times New Roman" w:cs="Times New Roman"/>
-                <w:i/>
-                <w:spacing w:val="-5"/>
-                <w:sz w:val="24"/>
-                <w:szCs w:val="24"/>
-              </w:rPr>
-              <w:t xml:space="preserve"> </w:t>
-            </w:r>
-            <w:r>
-              <w:rPr>
-                <w:rFonts w:ascii="Times New Roman" w:hAnsi="Times New Roman" w:cs="Times New Roman"/>
-                <w:i/>
-                <w:sz w:val="24"/>
-                <w:szCs w:val="24"/>
-              </w:rPr>
-              <w:t>và</w:t>
-            </w:r>
-            <w:r>
-              <w:rPr>
-                <w:rFonts w:ascii="Times New Roman" w:hAnsi="Times New Roman" w:cs="Times New Roman"/>
-                <w:i/>
-                <w:spacing w:val="-3"/>
-                <w:sz w:val="24"/>
-                <w:szCs w:val="24"/>
-              </w:rPr>
-              <w:t xml:space="preserve"> </w:t>
-            </w:r>
-            <w:r>
-              <w:rPr>
-                <w:rFonts w:ascii="Times New Roman" w:hAnsi="Times New Roman" w:cs="Times New Roman"/>
-                <w:i/>
-                <w:sz w:val="24"/>
-                <w:szCs w:val="24"/>
-              </w:rPr>
-              <w:t>an</w:t>
-            </w:r>
-            <w:r>
-              <w:rPr>
-                <w:rFonts w:ascii="Times New Roman" w:hAnsi="Times New Roman" w:cs="Times New Roman"/>
-                <w:i/>
-                <w:spacing w:val="-3"/>
-                <w:sz w:val="24"/>
-                <w:szCs w:val="24"/>
-              </w:rPr>
-              <w:t xml:space="preserve"> </w:t>
-            </w:r>
-            <w:r>
-              <w:rPr>
-                <w:rFonts w:ascii="Times New Roman" w:hAnsi="Times New Roman" w:cs="Times New Roman"/>
-                <w:i/>
-                <w:sz w:val="24"/>
-                <w:szCs w:val="24"/>
-              </w:rPr>
-              <w:t>toàn</w:t>
-            </w:r>
-            <w:r>
-              <w:rPr>
-                <w:rFonts w:ascii="Times New Roman" w:hAnsi="Times New Roman" w:cs="Times New Roman"/>
-                <w:i/>
-                <w:spacing w:val="-3"/>
-                <w:sz w:val="24"/>
-                <w:szCs w:val="24"/>
-              </w:rPr>
-              <w:t xml:space="preserve"> </w:t>
-            </w:r>
-            <w:r>
-              <w:rPr>
-                <w:rFonts w:ascii="Times New Roman" w:hAnsi="Times New Roman" w:cs="Times New Roman"/>
-                <w:i/>
-                <w:sz w:val="24"/>
-                <w:szCs w:val="24"/>
-              </w:rPr>
-              <w:t>thông</w:t>
-            </w:r>
-            <w:r>
-              <w:rPr>
-                <w:rFonts w:ascii="Times New Roman" w:hAnsi="Times New Roman" w:cs="Times New Roman"/>
-                <w:i/>
-                <w:spacing w:val="-3"/>
-                <w:sz w:val="24"/>
-                <w:szCs w:val="24"/>
-              </w:rPr>
-              <w:t xml:space="preserve"> </w:t>
-            </w:r>
-            <w:r>
-              <w:rPr>
-                <w:rFonts w:ascii="Times New Roman" w:hAnsi="Times New Roman" w:cs="Times New Roman"/>
-                <w:i/>
-                <w:sz w:val="24"/>
-                <w:szCs w:val="24"/>
-              </w:rPr>
-              <w:t>tin</w:t>
-            </w:r>
-            <w:r>
-              <w:rPr>
-                <w:rFonts w:ascii="Times New Roman" w:hAnsi="Times New Roman" w:cs="Times New Roman"/>
-                <w:i/>
-                <w:spacing w:val="-3"/>
-                <w:sz w:val="24"/>
-                <w:szCs w:val="24"/>
-              </w:rPr>
-              <w:t xml:space="preserve"> </w:t>
-            </w:r>
-            <w:r>
-              <w:rPr>
-                <w:rFonts w:ascii="Times New Roman" w:hAnsi="Times New Roman" w:cs="Times New Roman"/>
-                <w:i/>
-                <w:sz w:val="24"/>
-                <w:szCs w:val="24"/>
-              </w:rPr>
-              <w:t>cho</w:t>
-            </w:r>
-            <w:r>
-              <w:rPr>
-                <w:rFonts w:ascii="Times New Roman" w:hAnsi="Times New Roman" w:cs="Times New Roman"/>
-                <w:i/>
-                <w:spacing w:val="-3"/>
-                <w:sz w:val="24"/>
-                <w:szCs w:val="24"/>
-              </w:rPr>
-              <w:t xml:space="preserve"> </w:t>
-            </w:r>
-            <w:r>
-              <w:rPr>
-                <w:rFonts w:ascii="Times New Roman" w:hAnsi="Times New Roman" w:cs="Times New Roman"/>
-                <w:i/>
-                <w:sz w:val="24"/>
-                <w:szCs w:val="24"/>
-              </w:rPr>
-              <w:t>Quý</w:t>
-            </w:r>
-            <w:r>
-              <w:rPr>
-                <w:rFonts w:ascii="Times New Roman" w:hAnsi="Times New Roman" w:cs="Times New Roman"/>
-                <w:i/>
-                <w:spacing w:val="-3"/>
-                <w:sz w:val="24"/>
-                <w:szCs w:val="24"/>
-              </w:rPr>
-              <w:t xml:space="preserve"> </w:t>
-            </w:r>
-            <w:r>
-              <w:rPr>
-                <w:rFonts w:ascii="Times New Roman" w:hAnsi="Times New Roman" w:cs="Times New Roman"/>
-                <w:i/>
-                <w:sz w:val="24"/>
-                <w:szCs w:val="24"/>
-              </w:rPr>
-              <w:t>khách,</w:t>
-            </w:r>
-            <w:r>
-              <w:rPr>
-                <w:rFonts w:ascii="Times New Roman" w:hAnsi="Times New Roman" w:cs="Times New Roman"/>
-                <w:i/>
-                <w:spacing w:val="-15"/>
-                <w:sz w:val="24"/>
-                <w:szCs w:val="24"/>
-              </w:rPr>
-              <w:t xml:space="preserve"> </w:t>
-            </w:r>
-            <w:r>
-              <w:rPr>
-                <w:rFonts w:ascii="Times New Roman" w:hAnsi="Times New Roman" w:cs="Times New Roman"/>
-                <w:i/>
-                <w:sz w:val="24"/>
-                <w:szCs w:val="24"/>
-              </w:rPr>
-              <w:t>NHCSXH</w:t>
-            </w:r>
-            <w:r>
-              <w:rPr>
-                <w:rFonts w:ascii="Times New Roman" w:hAnsi="Times New Roman" w:cs="Times New Roman"/>
-                <w:i/>
-                <w:spacing w:val="-15"/>
-                <w:sz w:val="24"/>
-                <w:szCs w:val="24"/>
-              </w:rPr>
-              <w:t xml:space="preserve"> </w:t>
-            </w:r>
-            <w:r>
-              <w:rPr>
-                <w:rFonts w:ascii="Times New Roman" w:hAnsi="Times New Roman" w:cs="Times New Roman"/>
-                <w:i/>
-                <w:sz w:val="24"/>
-                <w:szCs w:val="24"/>
-              </w:rPr>
-              <w:t>khuyến</w:t>
-            </w:r>
-            <w:r>
-              <w:rPr>
-                <w:rFonts w:ascii="Times New Roman" w:hAnsi="Times New Roman" w:cs="Times New Roman"/>
-                <w:i/>
-                <w:spacing w:val="-14"/>
-                <w:sz w:val="24"/>
-                <w:szCs w:val="24"/>
-              </w:rPr>
-              <w:t xml:space="preserve"> </w:t>
-            </w:r>
-            <w:r>
-              <w:rPr>
-                <w:rFonts w:ascii="Times New Roman" w:hAnsi="Times New Roman" w:cs="Times New Roman"/>
-                <w:i/>
-                <w:sz w:val="24"/>
-                <w:szCs w:val="24"/>
-              </w:rPr>
-              <w:t>nghị</w:t>
-            </w:r>
-            <w:r>
-              <w:rPr>
-                <w:rFonts w:ascii="Times New Roman" w:hAnsi="Times New Roman" w:cs="Times New Roman"/>
-                <w:i/>
-                <w:spacing w:val="-14"/>
-                <w:sz w:val="24"/>
-                <w:szCs w:val="24"/>
-              </w:rPr>
-              <w:t xml:space="preserve"> </w:t>
-            </w:r>
-            <w:r>
-              <w:rPr>
-                <w:rFonts w:ascii="Times New Roman" w:hAnsi="Times New Roman" w:cs="Times New Roman"/>
-                <w:i/>
-                <w:sz w:val="24"/>
-                <w:szCs w:val="24"/>
-              </w:rPr>
-              <w:t>Quý</w:t>
-            </w:r>
-            <w:r>
-              <w:rPr>
-                <w:rFonts w:ascii="Times New Roman" w:hAnsi="Times New Roman" w:cs="Times New Roman"/>
-                <w:i/>
-                <w:spacing w:val="-15"/>
-                <w:sz w:val="24"/>
-                <w:szCs w:val="24"/>
-              </w:rPr>
-              <w:t xml:space="preserve"> </w:t>
-            </w:r>
-            <w:r>
-              <w:rPr>
-                <w:rFonts w:ascii="Times New Roman" w:hAnsi="Times New Roman" w:cs="Times New Roman"/>
-                <w:i/>
-                <w:sz w:val="24"/>
-                <w:szCs w:val="24"/>
-              </w:rPr>
-              <w:t>khách</w:t>
-            </w:r>
-            <w:r>
-              <w:rPr>
-                <w:rFonts w:ascii="Times New Roman" w:hAnsi="Times New Roman" w:cs="Times New Roman"/>
-                <w:i/>
-                <w:spacing w:val="-15"/>
-                <w:sz w:val="24"/>
-                <w:szCs w:val="24"/>
-              </w:rPr>
-              <w:t xml:space="preserve"> </w:t>
-            </w:r>
-            <w:r>
-              <w:rPr>
-                <w:rFonts w:ascii="Times New Roman" w:hAnsi="Times New Roman" w:cs="Times New Roman"/>
-                <w:i/>
-                <w:sz w:val="24"/>
-                <w:szCs w:val="24"/>
-              </w:rPr>
-              <w:t>sử</w:t>
-            </w:r>
-            <w:r>
-              <w:rPr>
-                <w:rFonts w:ascii="Times New Roman" w:hAnsi="Times New Roman" w:cs="Times New Roman"/>
-                <w:i/>
-                <w:spacing w:val="-15"/>
-                <w:sz w:val="24"/>
-                <w:szCs w:val="24"/>
-              </w:rPr>
-              <w:t xml:space="preserve"> </w:t>
-            </w:r>
-            <w:r>
-              <w:rPr>
-                <w:rFonts w:ascii="Times New Roman" w:hAnsi="Times New Roman" w:cs="Times New Roman"/>
-                <w:i/>
-                <w:sz w:val="24"/>
-                <w:szCs w:val="24"/>
-              </w:rPr>
-              <w:t>dụng</w:t>
-            </w:r>
-            <w:r>
-              <w:rPr>
-                <w:rFonts w:ascii="Times New Roman" w:hAnsi="Times New Roman" w:cs="Times New Roman"/>
-                <w:i/>
-                <w:spacing w:val="-15"/>
-                <w:sz w:val="24"/>
-                <w:szCs w:val="24"/>
-              </w:rPr>
-              <w:t xml:space="preserve"> </w:t>
-            </w:r>
-            <w:r>
-              <w:rPr>
-                <w:rFonts w:ascii="Times New Roman" w:hAnsi="Times New Roman" w:cs="Times New Roman"/>
-                <w:i/>
-                <w:sz w:val="24"/>
-                <w:szCs w:val="24"/>
-              </w:rPr>
-              <w:t>thông</w:t>
-            </w:r>
-            <w:r>
-              <w:rPr>
-                <w:rFonts w:ascii="Times New Roman" w:hAnsi="Times New Roman" w:cs="Times New Roman"/>
-                <w:i/>
-                <w:spacing w:val="-15"/>
-                <w:sz w:val="24"/>
-                <w:szCs w:val="24"/>
-              </w:rPr>
-              <w:t xml:space="preserve"> </w:t>
-            </w:r>
-            <w:r>
-              <w:rPr>
-                <w:rFonts w:ascii="Times New Roman" w:hAnsi="Times New Roman" w:cs="Times New Roman"/>
-                <w:i/>
-                <w:sz w:val="24"/>
-                <w:szCs w:val="24"/>
-              </w:rPr>
-              <w:t>tin</w:t>
-            </w:r>
-            <w:r>
-              <w:rPr>
-                <w:rFonts w:ascii="Times New Roman" w:hAnsi="Times New Roman" w:cs="Times New Roman"/>
-                <w:i/>
-                <w:spacing w:val="-14"/>
-                <w:sz w:val="24"/>
-                <w:szCs w:val="24"/>
-              </w:rPr>
-              <w:t xml:space="preserve"> </w:t>
-            </w:r>
-            <w:r>
-              <w:rPr>
-                <w:rFonts w:ascii="Times New Roman" w:hAnsi="Times New Roman" w:cs="Times New Roman"/>
-                <w:i/>
-                <w:sz w:val="24"/>
-                <w:szCs w:val="24"/>
-              </w:rPr>
-              <w:t>điện</w:t>
-            </w:r>
-            <w:r>
-              <w:rPr>
-                <w:rFonts w:ascii="Times New Roman" w:hAnsi="Times New Roman" w:cs="Times New Roman"/>
-                <w:i/>
-                <w:spacing w:val="-14"/>
-                <w:sz w:val="24"/>
-                <w:szCs w:val="24"/>
-              </w:rPr>
-              <w:t xml:space="preserve"> </w:t>
-            </w:r>
-            <w:r>
-              <w:rPr>
-                <w:rFonts w:ascii="Times New Roman" w:hAnsi="Times New Roman" w:cs="Times New Roman"/>
-                <w:i/>
-                <w:sz w:val="24"/>
-                <w:szCs w:val="24"/>
-              </w:rPr>
-              <w:t>thoại</w:t>
-            </w:r>
-            <w:r>
-              <w:rPr>
-                <w:rFonts w:ascii="Times New Roman" w:hAnsi="Times New Roman" w:cs="Times New Roman"/>
-                <w:i/>
-                <w:spacing w:val="-16"/>
-                <w:sz w:val="24"/>
-                <w:szCs w:val="24"/>
-              </w:rPr>
-              <w:t xml:space="preserve"> </w:t>
-            </w:r>
-            <w:r>
-              <w:rPr>
-                <w:rFonts w:ascii="Times New Roman" w:hAnsi="Times New Roman" w:cs="Times New Roman"/>
-                <w:i/>
-                <w:sz w:val="24"/>
-                <w:szCs w:val="24"/>
-              </w:rPr>
-              <w:t>và</w:t>
-            </w:r>
-            <w:r>
-              <w:rPr>
-                <w:rFonts w:ascii="Times New Roman" w:hAnsi="Times New Roman" w:cs="Times New Roman"/>
-                <w:i/>
-                <w:spacing w:val="-15"/>
-                <w:sz w:val="24"/>
-                <w:szCs w:val="24"/>
-              </w:rPr>
-              <w:t xml:space="preserve"> </w:t>
-            </w:r>
-            <w:r>
-              <w:rPr>
-                <w:rFonts w:ascii="Times New Roman" w:hAnsi="Times New Roman" w:cs="Times New Roman"/>
-                <w:i/>
-                <w:sz w:val="24"/>
-                <w:szCs w:val="24"/>
-              </w:rPr>
-              <w:t>email</w:t>
-            </w:r>
-            <w:r>
-              <w:rPr>
-                <w:rFonts w:ascii="Times New Roman" w:hAnsi="Times New Roman" w:cs="Times New Roman"/>
-                <w:i/>
-                <w:spacing w:val="-14"/>
-                <w:sz w:val="24"/>
-                <w:szCs w:val="24"/>
-              </w:rPr>
-              <w:t xml:space="preserve"> </w:t>
-            </w:r>
-            <w:r>
-              <w:rPr>
-                <w:rFonts w:ascii="Times New Roman" w:hAnsi="Times New Roman" w:cs="Times New Roman"/>
-                <w:i/>
-                <w:sz w:val="24"/>
-                <w:szCs w:val="24"/>
-              </w:rPr>
-              <w:t>liên</w:t>
-            </w:r>
-            <w:r>
-              <w:rPr>
-                <w:rFonts w:ascii="Times New Roman" w:hAnsi="Times New Roman" w:cs="Times New Roman"/>
-                <w:i/>
-                <w:spacing w:val="-14"/>
-                <w:sz w:val="24"/>
-                <w:szCs w:val="24"/>
-              </w:rPr>
-              <w:t xml:space="preserve"> </w:t>
-            </w:r>
-            <w:r>
-              <w:rPr>
-                <w:rFonts w:ascii="Times New Roman" w:hAnsi="Times New Roman" w:cs="Times New Roman"/>
-                <w:i/>
-                <w:sz w:val="24"/>
-                <w:szCs w:val="24"/>
-              </w:rPr>
-              <w:t>hệ</w:t>
-            </w:r>
-            <w:r>
-              <w:rPr>
-                <w:rFonts w:ascii="Times New Roman" w:hAnsi="Times New Roman" w:cs="Times New Roman"/>
-                <w:i/>
-                <w:spacing w:val="-16"/>
-                <w:sz w:val="24"/>
-                <w:szCs w:val="24"/>
-              </w:rPr>
-              <w:t xml:space="preserve"> </w:t>
-            </w:r>
-            <w:r>
-              <w:rPr>
-                <w:rFonts w:ascii="Times New Roman" w:hAnsi="Times New Roman" w:cs="Times New Roman"/>
-                <w:i/>
-                <w:sz w:val="24"/>
-                <w:szCs w:val="24"/>
-              </w:rPr>
-              <w:t xml:space="preserve">là số điện thoại và email đăng ký tài khoản định danh điện tử của Quý khách trên ứng dụng VNeID, </w:t>
-            </w:r>
-            <w:r>
-              <w:rPr>
-                <w:rFonts w:ascii="Times New Roman" w:hAnsi="Times New Roman" w:cs="Times New Roman"/>
-                <w:i/>
-                <w:spacing w:val="-2"/>
-                <w:sz w:val="24"/>
-                <w:szCs w:val="24"/>
-              </w:rPr>
-              <w:t>trang</w:t>
-            </w:r>
-            <w:r>
-              <w:rPr>
-                <w:rFonts w:ascii="Times New Roman" w:hAnsi="Times New Roman" w:cs="Times New Roman"/>
-                <w:i/>
-                <w:spacing w:val="-10"/>
-                <w:sz w:val="24"/>
-                <w:szCs w:val="24"/>
-              </w:rPr>
-              <w:t xml:space="preserve"> </w:t>
-            </w:r>
-            <w:r>
-              <w:rPr>
-                <w:rFonts w:ascii="Times New Roman" w:hAnsi="Times New Roman" w:cs="Times New Roman"/>
-                <w:i/>
-                <w:spacing w:val="-2"/>
-                <w:sz w:val="24"/>
-                <w:szCs w:val="24"/>
-              </w:rPr>
-              <w:t>thông</w:t>
-            </w:r>
-            <w:r>
-              <w:rPr>
-                <w:rFonts w:ascii="Times New Roman" w:hAnsi="Times New Roman" w:cs="Times New Roman"/>
-                <w:i/>
-                <w:spacing w:val="-10"/>
-                <w:sz w:val="24"/>
-                <w:szCs w:val="24"/>
-              </w:rPr>
-              <w:t xml:space="preserve"> </w:t>
-            </w:r>
-            <w:r>
-              <w:rPr>
-                <w:rFonts w:ascii="Times New Roman" w:hAnsi="Times New Roman" w:cs="Times New Roman"/>
-                <w:i/>
-                <w:spacing w:val="-2"/>
-                <w:sz w:val="24"/>
-                <w:szCs w:val="24"/>
-              </w:rPr>
-              <w:t>tin</w:t>
-            </w:r>
-            <w:r>
-              <w:rPr>
-                <w:rFonts w:ascii="Times New Roman" w:hAnsi="Times New Roman" w:cs="Times New Roman"/>
-                <w:i/>
-                <w:spacing w:val="-10"/>
-                <w:sz w:val="24"/>
-                <w:szCs w:val="24"/>
-              </w:rPr>
-              <w:t xml:space="preserve"> </w:t>
-            </w:r>
-            <w:r>
-              <w:rPr>
-                <w:rFonts w:ascii="Times New Roman" w:hAnsi="Times New Roman" w:cs="Times New Roman"/>
-                <w:i/>
-                <w:spacing w:val="-2"/>
-                <w:sz w:val="24"/>
-                <w:szCs w:val="24"/>
-              </w:rPr>
-              <w:t>điện</w:t>
-            </w:r>
-            <w:r>
-              <w:rPr>
-                <w:rFonts w:ascii="Times New Roman" w:hAnsi="Times New Roman" w:cs="Times New Roman"/>
-                <w:i/>
-                <w:spacing w:val="-10"/>
-                <w:sz w:val="24"/>
-                <w:szCs w:val="24"/>
-              </w:rPr>
-              <w:t xml:space="preserve"> </w:t>
-            </w:r>
-            <w:r>
-              <w:rPr>
-                <w:rFonts w:ascii="Times New Roman" w:hAnsi="Times New Roman" w:cs="Times New Roman"/>
-                <w:i/>
-                <w:spacing w:val="-2"/>
-                <w:sz w:val="24"/>
-                <w:szCs w:val="24"/>
-              </w:rPr>
-              <w:t>tử</w:t>
-            </w:r>
-            <w:r>
-              <w:rPr>
-                <w:rFonts w:ascii="Times New Roman" w:hAnsi="Times New Roman" w:cs="Times New Roman"/>
-                <w:i/>
-                <w:spacing w:val="-13"/>
-                <w:sz w:val="24"/>
-                <w:szCs w:val="24"/>
-              </w:rPr>
-              <w:t xml:space="preserve"> </w:t>
-            </w:r>
-            <w:r>
-              <w:rPr>
-                <w:rFonts w:ascii="Times New Roman" w:hAnsi="Times New Roman" w:cs="Times New Roman"/>
-                <w:i/>
-                <w:spacing w:val="-2"/>
-                <w:sz w:val="24"/>
-                <w:szCs w:val="24"/>
-              </w:rPr>
-              <w:t>“dinhdanhdientu.gov.vn”</w:t>
-            </w:r>
-            <w:r>
-              <w:rPr>
-                <w:rFonts w:ascii="Times New Roman" w:hAnsi="Times New Roman" w:cs="Times New Roman"/>
-                <w:i/>
-                <w:spacing w:val="-11"/>
-                <w:sz w:val="24"/>
-                <w:szCs w:val="24"/>
-              </w:rPr>
-              <w:t xml:space="preserve"> </w:t>
-            </w:r>
-            <w:r>
-              <w:rPr>
-                <w:rFonts w:ascii="Times New Roman" w:hAnsi="Times New Roman" w:cs="Times New Roman"/>
-                <w:i/>
-                <w:spacing w:val="-2"/>
-                <w:sz w:val="24"/>
-                <w:szCs w:val="24"/>
-              </w:rPr>
-              <w:t>và</w:t>
-            </w:r>
-            <w:r>
-              <w:rPr>
-                <w:rFonts w:ascii="Times New Roman" w:hAnsi="Times New Roman" w:cs="Times New Roman"/>
-                <w:i/>
-                <w:spacing w:val="-10"/>
-                <w:sz w:val="24"/>
-                <w:szCs w:val="24"/>
-              </w:rPr>
-              <w:t xml:space="preserve"> </w:t>
-            </w:r>
-            <w:r>
-              <w:rPr>
-                <w:rFonts w:ascii="Times New Roman" w:hAnsi="Times New Roman" w:cs="Times New Roman"/>
-                <w:i/>
-                <w:spacing w:val="-2"/>
-                <w:sz w:val="24"/>
-                <w:szCs w:val="24"/>
-              </w:rPr>
-              <w:t>“vneid.gov.vn”.</w:t>
+                <w:sz w:val="24"/>
+                <w:szCs w:val="24"/>
+                <w:lang w:val="vi-VN"/>
+              </w:rPr>
+              <w:lastRenderedPageBreak/>
+              <w:t>danh điện tử của Quý khách trên ứng dụng VNeID, trang thông tin điện tử “dinhdanhdientu.gov.vn” và “vneid.gov.vn”.</w:t>
             </w:r>
           </w:p>
           <w:p>
@@ -5594,7 +3860,6 @@
                 <w:sz w:val="24"/>
                 <w:szCs w:val="24"/>
               </w:rPr>
-              <w:lastRenderedPageBreak/>
               <w:t>Thu</w:t>
             </w:r>
             <w:r>
@@ -7027,7 +5292,7 @@
                     <mc:AlternateContent>
                       <mc:Choice Requires="wps">
                         <w:drawing>
-                          <wp:anchor distT="0" distB="0" distL="114300" distR="114300" simplePos="0" relativeHeight="251658752" behindDoc="0" locked="0" layoutInCell="1" allowOverlap="1" wp14:anchorId="4EC37D47" wp14:editId="51ED786A">
+                          <wp:anchor distT="0" distB="0" distL="114300" distR="114300" simplePos="0" relativeHeight="251658752" behindDoc="0" locked="0" layoutInCell="1" allowOverlap="1" wp14:anchorId="16791F27" wp14:editId="318195BE">
                             <wp:simplePos x="0" y="0"/>
                             <wp:positionH relativeFrom="column">
                               <wp:posOffset>-8890</wp:posOffset>
@@ -7038,7 +5303,7 @@
                             <wp:extent cx="3205480" cy="1226185"/>
                             <wp:effectExtent l="0" t="0" r="0" b="0"/>
                             <wp:wrapNone/>
-                            <wp:docPr id="648689946" name="Rectangle 8"/>
+                            <wp:docPr id="63128965" name="Rectangle 8"/>
                             <wp:cNvGraphicFramePr>
                               <a:graphicFrameLocks xmlns:a="http://schemas.openxmlformats.org/drawingml/2006/main"/>
                             </wp:cNvGraphicFramePr>
@@ -7231,7 +5496,7 @@
                       </mc:Choice>
                       <mc:Fallback>
                         <w:pict>
-                          <v:rect w14:anchorId="4EC37D47" id="Rectangle 8" o:spid="_x0000_s1028" style="position:absolute;left:0;text-align:left;margin-left:-.7pt;margin-top:17.65pt;width:252.4pt;height:96.55pt;flip:y;z-index:251658752;visibility:visible;mso-wrap-style:square;mso-width-percent:0;mso-height-percent:0;mso-wrap-distance-left:9pt;mso-wrap-distance-top:0;mso-wrap-distance-right:9pt;mso-wrap-distance-bottom:0;mso-position-horizontal:absolute;mso-position-horizontal-relative:text;mso-position-vertical:absolute;mso-position-vertical-relative:text;mso-width-percent:0;mso-height-percent:0;mso-width-relative:page;mso-height-relative:page;v-text-anchor:top" o:gfxdata="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">
+                          <v:rect w14:anchorId="16791F27" id="Rectangle 8" o:spid="_x0000_s1028" style="position:absolute;left:0;text-align:left;margin-left:-.7pt;margin-top:17.65pt;width:252.4pt;height:96.55pt;flip:y;z-index:251658752;visibility:visible;mso-wrap-style:square;mso-width-percent:0;mso-height-percent:0;mso-wrap-distance-left:9pt;mso-wrap-distance-top:0;mso-wrap-distance-right:9pt;mso-wrap-distance-bottom:0;mso-position-horizontal:absolute;mso-position-horizontal-relative:text;mso-position-vertical:absolute;mso-position-vertical-relative:text;mso-width-percent:0;mso-height-percent:0;mso-width-relative:page;mso-height-relative:page;v-text-anchor:top" o:gfxdata="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">
                             <v:stroke dashstyle="dash"/>
                             <v:textbox>
                               <w:txbxContent>
@@ -7453,7 +5718,7 @@
                     <mc:AlternateContent>
                       <mc:Choice Requires="wps">
                         <w:drawing>
-                          <wp:anchor distT="0" distB="0" distL="114300" distR="114300" simplePos="0" relativeHeight="251659776" behindDoc="0" locked="0" layoutInCell="1" allowOverlap="1" wp14:anchorId="3CA9E07D" wp14:editId="1FADBD8D">
+                          <wp:anchor distT="0" distB="0" distL="114300" distR="114300" simplePos="0" relativeHeight="251659776" behindDoc="0" locked="0" layoutInCell="1" allowOverlap="1" wp14:anchorId="3FACE0A0" wp14:editId="378C0A5A">
                             <wp:simplePos x="0" y="0"/>
                             <wp:positionH relativeFrom="column">
                               <wp:posOffset>102870</wp:posOffset>
@@ -7657,7 +5922,7 @@
                       </mc:Choice>
                       <mc:Fallback>
                         <w:pict>
-                          <v:rect w14:anchorId="3CA9E07D" id="_x0000_s1029" style="position:absolute;left:0;text-align:left;margin-left:8.1pt;margin-top:17.65pt;width:238.5pt;height:96.55pt;flip:y;z-index:251659776;visibility:visible;mso-wrap-style:square;mso-width-percent:0;mso-height-percent:0;mso-wrap-distance-left:9pt;mso-wrap-distance-top:0;mso-wrap-distance-right:9pt;mso-wrap-distance-bottom:0;mso-position-horizontal:absolute;mso-position-horizontal-relative:text;mso-position-vertical:absolute;mso-position-vertical-relative:text;mso-width-percent:0;mso-height-percent:0;mso-width-relative:page;mso-height-relative:page;v-text-anchor:top" o:gfxdata="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">
+                          <v:rect w14:anchorId="3FACE0A0" id="_x0000_s1029" style="position:absolute;left:0;text-align:left;margin-left:8.1pt;margin-top:17.65pt;width:238.5pt;height:96.55pt;flip:y;z-index:251659776;visibility:visible;mso-wrap-style:square;mso-width-percent:0;mso-height-percent:0;mso-wrap-distance-left:9pt;mso-wrap-distance-top:0;mso-wrap-distance-right:9pt;mso-wrap-distance-bottom:0;mso-position-horizontal:absolute;mso-position-horizontal-relative:text;mso-position-vertical:absolute;mso-position-vertical-relative:text;mso-width-percent:0;mso-height-percent:0;mso-width-relative:page;mso-height-relative:page;v-text-anchor:top" o:gfxdata="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">
                             <v:stroke dashstyle="dash"/>
                             <v:textbox>
                               <w:txbxContent>
@@ -8132,7 +6397,24 @@
                 <w:sz w:val="24"/>
                 <w:szCs w:val="24"/>
               </w:rPr>
-              <w:t xml:space="preserve"> Trực tiếp nộp tiền mặt vào tài khoản</w:t>
+              <w:t xml:space="preserve"> </w:t>
+            </w:r>
+            <w:r>
+              <w:rPr>
+                <w:rFonts w:ascii="Times New Roman" w:hAnsi="Times New Roman"/>
+                <w:sz w:val="24"/>
+                <w:szCs w:val="24"/>
+                <w:lang w:val="en-US"/>
+              </w:rPr>
+              <w:t>N</w:t>
+            </w:r>
+            <w:r>
+              <w:rPr>
+                <w:rFonts w:ascii="Times New Roman" w:hAnsi="Times New Roman"/>
+                <w:sz w:val="24"/>
+                <w:szCs w:val="24"/>
+              </w:rPr>
+              <w:t>ộp tiền mặt vào tài khoản</w:t>
             </w:r>
             <w:r>
               <w:rPr>
@@ -8485,7 +6767,7 @@
               <w:tabs>
                 <w:tab w:val="left" w:pos="7140"/>
               </w:tabs>
-              <w:spacing w:before="120" w:after="0" w:line="320" w:lineRule="exact"/>
+              <w:spacing w:before="120" w:after="0" w:line="240" w:lineRule="auto"/>
               <w:ind w:right="176"/>
               <w:rPr>
                 <w:rFonts w:ascii="Times New Roman" w:hAnsi="Times New Roman"/>
@@ -10357,6 +8639,7 @@
                 <w:szCs w:val="24"/>
                 <w:lang w:val="vi-VN"/>
               </w:rPr>
+              <w:lastRenderedPageBreak/>
               <w:t>dành cho khách hàng cá nhân</w:t>
             </w:r>
             <w:r>
@@ -10593,7 +8876,6 @@
                 <w:sz w:val="24"/>
                 <w:szCs w:val="24"/>
               </w:rPr>
-              <w:lastRenderedPageBreak/>
               <w:t>(</w:t>
             </w:r>
             <w:r>
@@ -12089,17 +10371,7 @@
                 <w:szCs w:val="24"/>
                 <w:lang w:val="en-US"/>
               </w:rPr>
-              <w:t>,</w:t>
-            </w:r>
-            <w:r>
-              <w:rPr>
-                <w:i/>
-                <w:iCs/>
-                <w:sz w:val="24"/>
-                <w:szCs w:val="24"/>
-                <w:lang w:val="en-US"/>
-              </w:rPr>
-              <w:t xml:space="preserve"> </w:t>
+              <w:t xml:space="preserve">, </w:t>
             </w:r>
             <w:r>
               <w:rPr>
@@ -12234,20 +10506,6 @@
                 <w:sz w:val="14"/>
                 <w:szCs w:val="14"/>
                 <w:lang w:val="en-US"/>
-              </w:rPr>
-            </w:pPr>
-          </w:p>
-          <w:p>
-            <w:pPr>
-              <w:spacing w:before="40" w:after="0" w:line="240" w:lineRule="auto"/>
-              <w:ind w:right="-109"/>
-              <w:rPr>
-                <w:rFonts w:ascii="Times New Roman" w:hAnsi="Times New Roman"/>
-                <w:b/>
-                <w:spacing w:val="-14"/>
-                <w:w w:val="90"/>
-                <w:sz w:val="14"/>
-                <w:szCs w:val="14"/>
               </w:rPr>
             </w:pPr>
           </w:p>
@@ -12339,7 +10597,7 @@
       </w:tr>
       <w:tr>
         <w:trPr>
-          <w:trHeight w:val="427"/>
+          <w:trHeight w:val="2595"/>
         </w:trPr>
         <w:tc>
           <w:tcPr>
@@ -12349,7 +10607,7 @@
           </w:tcPr>
           <w:tbl>
             <w:tblPr>
-              <w:tblW w:w="10523" w:type="dxa"/>
+              <w:tblW w:w="10382" w:type="dxa"/>
               <w:tblBorders>
                 <w:top w:val="single" w:sz="4" w:space="0" w:color="auto"/>
                 <w:left w:val="single" w:sz="4" w:space="0" w:color="auto"/>
@@ -12363,7 +10621,7 @@
             </w:tblPr>
             <w:tblGrid>
               <w:gridCol w:w="2830"/>
-              <w:gridCol w:w="2409"/>
+              <w:gridCol w:w="2268"/>
               <w:gridCol w:w="2410"/>
               <w:gridCol w:w="2874"/>
             </w:tblGrid>
@@ -12432,11 +10690,23 @@
                     </w:rPr>
                     <w:t>{{ngaylaphs}}</w:t>
                   </w:r>
+                  <w:r>
+                    <w:rPr>
+                      <w:rFonts w:ascii="Times New Roman" w:eastAsia="Times New Roman" w:hAnsi="Times New Roman"/>
+                      <w:bCs/>
+                      <w:i/>
+                      <w:iCs/>
+                      <w:spacing w:val="-10"/>
+                      <w:sz w:val="24"/>
+                      <w:szCs w:val="24"/>
+                    </w:rPr>
+                    <w:t>.</w:t>
+                  </w:r>
                 </w:p>
               </w:tc>
               <w:tc>
                 <w:tcPr>
-                  <w:tcW w:w="7693" w:type="dxa"/>
+                  <w:tcW w:w="7552" w:type="dxa"/>
                   <w:gridSpan w:val="3"/>
                   <w:tcBorders>
                     <w:bottom w:val="single" w:sz="4" w:space="0" w:color="auto"/>
@@ -12467,29 +10737,7 @@
                       <w:sz w:val="24"/>
                       <w:szCs w:val="24"/>
                     </w:rPr>
-                    <w:t>……………….</w:t>
-                  </w:r>
-                  <w:r>
-                    <w:rPr>
-                      <w:rFonts w:ascii="Times New Roman" w:eastAsia="Times New Roman" w:hAnsi="Times New Roman"/>
-                      <w:i/>
-                      <w:iCs/>
-                      <w:spacing w:val="-10"/>
-                      <w:sz w:val="24"/>
-                      <w:szCs w:val="24"/>
-                    </w:rPr>
-                    <w:t xml:space="preserve"> ,</w:t>
-                  </w:r>
-                  <w:r>
-                    <w:rPr>
-                      <w:rFonts w:ascii="Times New Roman" w:eastAsia="Times New Roman" w:hAnsi="Times New Roman"/>
-                      <w:i/>
-                      <w:iCs/>
-                      <w:spacing w:val="-10"/>
-                      <w:sz w:val="24"/>
-                      <w:szCs w:val="24"/>
-                    </w:rPr>
-                    <w:t xml:space="preserve"> </w:t>
+                    <w:t xml:space="preserve">............... , </w:t>
                   </w:r>
                   <w:r>
                     <w:rPr>
@@ -12594,7 +10842,7 @@
               </w:tc>
               <w:tc>
                 <w:tcPr>
-                  <w:tcW w:w="2409" w:type="dxa"/>
+                  <w:tcW w:w="2268" w:type="dxa"/>
                   <w:tcBorders>
                     <w:bottom w:val="nil"/>
                   </w:tcBorders>
@@ -12851,30 +11099,13 @@
                       <w:spacing w:val="-10"/>
                       <w:sz w:val="24"/>
                       <w:szCs w:val="24"/>
-                      <w:lang w:val="vi-VN"/>
-                    </w:rPr>
-                  </w:pPr>
-                </w:p>
-                <w:p>
-                  <w:pPr>
-                    <w:framePr w:hSpace="180" w:wrap="around" w:vAnchor="text" w:hAnchor="text" w:x="421" w:y="1"/>
-                    <w:spacing w:before="40" w:after="0" w:line="240" w:lineRule="auto"/>
-                    <w:ind w:right="-109"/>
-                    <w:suppressOverlap/>
-                    <w:rPr>
-                      <w:rFonts w:ascii="Times New Roman" w:eastAsia="Times New Roman" w:hAnsi="Times New Roman"/>
-                      <w:b/>
-                      <w:spacing w:val="-10"/>
-                      <w:sz w:val="24"/>
-                      <w:szCs w:val="24"/>
-                      <w:lang w:val="vi-VN"/>
                     </w:rPr>
                   </w:pPr>
                 </w:p>
               </w:tc>
               <w:tc>
                 <w:tcPr>
-                  <w:tcW w:w="2409" w:type="dxa"/>
+                  <w:tcW w:w="2268" w:type="dxa"/>
                   <w:tcBorders>
                     <w:top w:val="nil"/>
                     <w:bottom w:val="nil"/>
@@ -12908,23 +11139,6 @@
                       <w:spacing w:val="-10"/>
                       <w:sz w:val="24"/>
                       <w:szCs w:val="24"/>
-                      <w:lang w:val="vi-VN"/>
-                    </w:rPr>
-                  </w:pPr>
-                </w:p>
-                <w:p>
-                  <w:pPr>
-                    <w:framePr w:hSpace="180" w:wrap="around" w:vAnchor="text" w:hAnchor="text" w:x="421" w:y="1"/>
-                    <w:spacing w:before="40" w:after="0" w:line="240" w:lineRule="auto"/>
-                    <w:ind w:right="-109"/>
-                    <w:suppressOverlap/>
-                    <w:rPr>
-                      <w:rFonts w:ascii="Times New Roman" w:eastAsia="Times New Roman" w:hAnsi="Times New Roman"/>
-                      <w:b/>
-                      <w:spacing w:val="-10"/>
-                      <w:sz w:val="24"/>
-                      <w:szCs w:val="24"/>
-                      <w:lang w:val="vi-VN"/>
                     </w:rPr>
                   </w:pPr>
                 </w:p>
@@ -13177,16 +11391,16 @@
                 <w:szCs w:val="24"/>
                 <w:lang w:val="en-GB" w:eastAsia="en-GB"/>
               </w:rPr>
-              <w:t xml:space="preserve">Hiệu lực từ </w:t>
-            </w:r>
-            <w:r>
-              <w:rPr>
-                <w:rFonts w:ascii="Times New Roman" w:hAnsi="Times New Roman"/>
-                <w:spacing w:val="-8"/>
-                <w:sz w:val="24"/>
-                <w:szCs w:val="24"/>
-              </w:rPr>
-              <w:t>{{ngaylaphs}}</w:t>
+              <w:t>Hiệu lực từ ngày:</w:t>
+            </w:r>
+            <w:r>
+              <w:rPr>
+                <w:rFonts w:ascii="Times New Roman" w:hAnsi="Times New Roman"/>
+                <w:spacing w:val="-8"/>
+                <w:sz w:val="24"/>
+                <w:szCs w:val="24"/>
+              </w:rPr>
+              <w:t xml:space="preserve"> {{ngaylaphs}}</w:t>
             </w:r>
           </w:p>
         </w:tc>
@@ -13242,6 +11456,104 @@
 
 <file path=word/footer1.xml><?xml version="1.0" encoding="utf-8"?>
 <w:ftr xmlns:wpc="http://schemas.microsoft.com/office/word/2010/wordprocessingCanvas" xmlns:cx="http://schemas.microsoft.com/office/drawing/2014/chartex" xmlns:cx1="http://schemas.microsoft.com/office/drawing/2015/9/8/chartex" xmlns:cx2="http://schemas.microsoft.com/office/drawing/2015/10/21/chartex" xmlns:cx3="http://schemas.microsoft.com/office/drawing/2016/5/9/chartex" xmlns:cx4="http://schemas.microsoft.com/office/drawing/2016/5/10/chartex" xmlns:cx5="http://schemas.microsoft.com/office/drawing/2016/5/11/chartex" xmlns:cx6="http://schemas.microsoft.com/office/drawing/2016/5/12/chartex" xmlns:cx7="http://schemas.microsoft.com/office/drawing/2016/5/13/chartex" xmlns:cx8="http://schemas.microsoft.com/office/drawing/2016/5/14/chartex" xmlns:mc="http://schemas.openxmlformats.org/markup-compatibility/2006" xmlns:aink="http://schemas.microsoft.com/office/drawing/2016/ink" xmlns:am3d="http://schemas.microsoft.com/office/drawing/2017/model3d" xmlns:o="urn:schemas-microsoft-com:office:office" xmlns:oel="http://schemas.microsoft.com/office/2019/extlst" xmlns:r="http://schemas.openxmlformats.org/officeDocument/2006/relationships" xmlns:m="http://schemas.openxmlformats.org/officeDocument/2006/math" xmlns:v="urn:schemas-microsoft-com:vml" xmlns:wp14="http://schemas.microsoft.com/office/word/2010/wordprocessingDrawing" xmlns:wp="http://schemas.openxmlformats.org/drawingml/2006/wordprocessingDrawing" xmlns:w10="urn:schemas-microsoft-com:office:word" xmlns:w="http://schemas.openxmlformats.org/wordprocessingml/2006/main" xmlns:w14="http://schemas.microsoft.com/office/word/2010/wordml" xmlns:w15="http://schemas.microsoft.com/office/word/2012/wordml" xmlns:w16cex="http://schemas.microsoft.com/office/word/2018/wordml/cex" xmlns:w16cid="http://schemas.microsoft.com/office/word/2016/wordml/cid" xmlns:w16="http://schemas.microsoft.com/office/word/2018/wordml" xmlns:w16du="http://schemas.microsoft.com/office/word/2023/wordml/word16du" xmlns:w16sdtdh="http://schemas.microsoft.com/office/word/2020/wordml/sdtdatahash" xmlns:w16sdtfl="http://schemas.microsoft.com/office/word/2024/wordml/sdtformatlock" xmlns:w16se="http://schemas.microsoft.com/office/word/2015/wordml/symex" xmlns:wpg="http://schemas.microsoft.com/office/word/2010/wordprocessingGroup" xmlns:wpi="http://schemas.microsoft.com/office/word/2010/wordprocessingInk" xmlns:wne="http://schemas.microsoft.com/office/word/2006/wordml" xmlns:wps="http://schemas.microsoft.com/office/word/2010/wordprocessingShape" mc:Ignorable="w14 w15 w16se w16cid w16 w16cex w16sdtdh w16sdtfl w16du wp14">
+  <w:p>
+    <w:pPr>
+      <w:spacing w:after="0" w:line="240" w:lineRule="auto"/>
+      <w:ind w:left="-284" w:firstLine="567"/>
+      <w:contextualSpacing/>
+      <w:jc w:val="center"/>
+      <w:rPr>
+        <w:rFonts w:ascii="Times New Roman" w:eastAsia="Times New Roman" w:hAnsi="Times New Roman"/>
+        <w:sz w:val="18"/>
+        <w:szCs w:val="18"/>
+      </w:rPr>
+    </w:pPr>
+    <w:bookmarkStart w:id="2" w:name="_Hlk170983298"/>
+    <w:r>
+      <w:rPr>
+        <w:rFonts w:ascii="Times New Roman" w:eastAsia="Times New Roman" w:hAnsi="Times New Roman"/>
+        <w:b/>
+        <w:i/>
+        <w:sz w:val="18"/>
+        <w:szCs w:val="18"/>
+      </w:rPr>
+      <w:t xml:space="preserve">Ngân </w:t>
+    </w:r>
+    <w:r>
+      <w:rPr>
+        <w:rFonts w:ascii="Times New Roman" w:eastAsia="Times New Roman" w:hAnsi="Times New Roman"/>
+        <w:b/>
+        <w:i/>
+        <w:sz w:val="18"/>
+        <w:szCs w:val="18"/>
+      </w:rPr>
+      <w:t xml:space="preserve">hàng Chính sách xã hội                                                                                </w:t>
+    </w:r>
+    <w:r>
+      <w:rPr>
+        <w:rFonts w:ascii="Times New Roman" w:eastAsia="Times New Roman" w:hAnsi="Times New Roman"/>
+        <w:b/>
+        <w:bCs/>
+        <w:i/>
+        <w:sz w:val="18"/>
+        <w:szCs w:val="18"/>
+      </w:rPr>
+      <w:t xml:space="preserve">                   </w:t>
+    </w:r>
+    <w:r>
+      <w:rPr>
+        <w:rFonts w:ascii="Times New Roman" w:eastAsia="Times New Roman" w:hAnsi="Times New Roman"/>
+        <w:b/>
+        <w:bCs/>
+        <w:sz w:val="18"/>
+        <w:szCs w:val="18"/>
+      </w:rPr>
+      <w:t xml:space="preserve">Website: </w:t>
+    </w:r>
+    <w:hyperlink r:id="rId1" w:history="1">
+      <w:r>
+        <w:rPr>
+          <w:rFonts w:ascii="Times New Roman" w:eastAsia="Times New Roman" w:hAnsi="Times New Roman"/>
+          <w:b/>
+          <w:color w:val="0000FF"/>
+          <w:sz w:val="18"/>
+          <w:szCs w:val="18"/>
+          <w:u w:val="single"/>
+        </w:rPr>
+        <w:t>www.vbsp.org.vn</w:t>
+      </w:r>
+    </w:hyperlink>
+    <w:r>
+      <w:rPr>
+        <w:rFonts w:ascii="Times New Roman" w:eastAsia="Times New Roman" w:hAnsi="Times New Roman"/>
+        <w:sz w:val="18"/>
+        <w:szCs w:val="18"/>
+      </w:rPr>
+      <w:t>.</w:t>
+    </w:r>
+    <w:r>
+      <w:rPr>
+        <w:rFonts w:ascii="Times New Roman" w:eastAsia="Times New Roman" w:hAnsi="Times New Roman"/>
+        <w:b/>
+        <w:bCs/>
+        <w:sz w:val="18"/>
+        <w:szCs w:val="18"/>
+      </w:rPr>
+      <w:t xml:space="preserve">Hotline: </w:t>
+    </w:r>
+    <w:r>
+      <w:rPr>
+        <w:rFonts w:ascii="Times New Roman" w:eastAsia="Times New Roman" w:hAnsi="Times New Roman"/>
+        <w:b/>
+        <w:bCs/>
+        <w:color w:val="41888F"/>
+        <w:sz w:val="18"/>
+        <w:szCs w:val="18"/>
+      </w:rPr>
+      <w:t>1900 638583</w:t>
+    </w:r>
+    <w:bookmarkEnd w:id="2"/>
+  </w:p>
   <w:p>
     <w:pPr>
       <w:pStyle w:val="Footer"/>
@@ -17888,130 +16200,130 @@
       </w:rPr>
     </w:lvl>
   </w:abstractNum>
-  <w:num w:numId="1" w16cid:durableId="1536845743">
+  <w:num w:numId="1" w16cid:durableId="1765225622">
     <w:abstractNumId w:val="27"/>
   </w:num>
-  <w:num w:numId="2" w16cid:durableId="2040667180">
+  <w:num w:numId="2" w16cid:durableId="276915331">
     <w:abstractNumId w:val="0"/>
   </w:num>
-  <w:num w:numId="3" w16cid:durableId="229390792">
+  <w:num w:numId="3" w16cid:durableId="1125926267">
     <w:abstractNumId w:val="6"/>
   </w:num>
-  <w:num w:numId="4" w16cid:durableId="1894777628">
+  <w:num w:numId="4" w16cid:durableId="935677379">
     <w:abstractNumId w:val="18"/>
   </w:num>
-  <w:num w:numId="5" w16cid:durableId="125047717">
+  <w:num w:numId="5" w16cid:durableId="2115978856">
     <w:abstractNumId w:val="35"/>
   </w:num>
-  <w:num w:numId="6" w16cid:durableId="1228998744">
+  <w:num w:numId="6" w16cid:durableId="1167330851">
     <w:abstractNumId w:val="28"/>
   </w:num>
-  <w:num w:numId="7" w16cid:durableId="1469976746">
+  <w:num w:numId="7" w16cid:durableId="121077488">
     <w:abstractNumId w:val="2"/>
   </w:num>
-  <w:num w:numId="8" w16cid:durableId="2079590346">
+  <w:num w:numId="8" w16cid:durableId="299767265">
     <w:abstractNumId w:val="19"/>
   </w:num>
-  <w:num w:numId="9" w16cid:durableId="96798512">
+  <w:num w:numId="9" w16cid:durableId="175585479">
     <w:abstractNumId w:val="15"/>
   </w:num>
-  <w:num w:numId="10" w16cid:durableId="1617057391">
+  <w:num w:numId="10" w16cid:durableId="1551455404">
     <w:abstractNumId w:val="14"/>
   </w:num>
-  <w:num w:numId="11" w16cid:durableId="920985966">
+  <w:num w:numId="11" w16cid:durableId="138427360">
     <w:abstractNumId w:val="30"/>
   </w:num>
-  <w:num w:numId="12" w16cid:durableId="547454596">
+  <w:num w:numId="12" w16cid:durableId="979384279">
     <w:abstractNumId w:val="5"/>
   </w:num>
-  <w:num w:numId="13" w16cid:durableId="1701009915">
+  <w:num w:numId="13" w16cid:durableId="2039089313">
     <w:abstractNumId w:val="39"/>
   </w:num>
-  <w:num w:numId="14" w16cid:durableId="807430207">
+  <w:num w:numId="14" w16cid:durableId="908002558">
     <w:abstractNumId w:val="22"/>
   </w:num>
-  <w:num w:numId="15" w16cid:durableId="294992727">
+  <w:num w:numId="15" w16cid:durableId="565996936">
     <w:abstractNumId w:val="41"/>
   </w:num>
-  <w:num w:numId="16" w16cid:durableId="1233157029">
+  <w:num w:numId="16" w16cid:durableId="1209955181">
     <w:abstractNumId w:val="10"/>
   </w:num>
-  <w:num w:numId="17" w16cid:durableId="928975026">
+  <w:num w:numId="17" w16cid:durableId="1708329597">
     <w:abstractNumId w:val="38"/>
   </w:num>
-  <w:num w:numId="18" w16cid:durableId="1306662183">
+  <w:num w:numId="18" w16cid:durableId="238488134">
     <w:abstractNumId w:val="26"/>
   </w:num>
-  <w:num w:numId="19" w16cid:durableId="533151907">
+  <w:num w:numId="19" w16cid:durableId="1267035881">
     <w:abstractNumId w:val="34"/>
   </w:num>
-  <w:num w:numId="20" w16cid:durableId="1556433050">
+  <w:num w:numId="20" w16cid:durableId="546989144">
     <w:abstractNumId w:val="8"/>
   </w:num>
-  <w:num w:numId="21" w16cid:durableId="1967662131">
+  <w:num w:numId="21" w16cid:durableId="1211721830">
     <w:abstractNumId w:val="29"/>
   </w:num>
-  <w:num w:numId="22" w16cid:durableId="1760640566">
+  <w:num w:numId="22" w16cid:durableId="1860047350">
     <w:abstractNumId w:val="17"/>
   </w:num>
-  <w:num w:numId="23" w16cid:durableId="1833986442">
+  <w:num w:numId="23" w16cid:durableId="1136532907">
     <w:abstractNumId w:val="24"/>
   </w:num>
-  <w:num w:numId="24" w16cid:durableId="721254118">
+  <w:num w:numId="24" w16cid:durableId="1745370517">
     <w:abstractNumId w:val="32"/>
   </w:num>
-  <w:num w:numId="25" w16cid:durableId="457989402">
+  <w:num w:numId="25" w16cid:durableId="1334264492">
     <w:abstractNumId w:val="7"/>
   </w:num>
-  <w:num w:numId="26" w16cid:durableId="1725714002">
+  <w:num w:numId="26" w16cid:durableId="285742150">
     <w:abstractNumId w:val="37"/>
   </w:num>
-  <w:num w:numId="27" w16cid:durableId="1399549566">
+  <w:num w:numId="27" w16cid:durableId="2013530330">
     <w:abstractNumId w:val="16"/>
   </w:num>
-  <w:num w:numId="28" w16cid:durableId="535047229">
+  <w:num w:numId="28" w16cid:durableId="1327173111">
     <w:abstractNumId w:val="3"/>
   </w:num>
-  <w:num w:numId="29" w16cid:durableId="1694184323">
+  <w:num w:numId="29" w16cid:durableId="1598825009">
     <w:abstractNumId w:val="9"/>
   </w:num>
-  <w:num w:numId="30" w16cid:durableId="1394037378">
+  <w:num w:numId="30" w16cid:durableId="1987078441">
     <w:abstractNumId w:val="25"/>
   </w:num>
-  <w:num w:numId="31" w16cid:durableId="318577384">
+  <w:num w:numId="31" w16cid:durableId="442576104">
     <w:abstractNumId w:val="23"/>
   </w:num>
-  <w:num w:numId="32" w16cid:durableId="1576356128">
+  <w:num w:numId="32" w16cid:durableId="1986159229">
     <w:abstractNumId w:val="33"/>
   </w:num>
-  <w:num w:numId="33" w16cid:durableId="301424387">
+  <w:num w:numId="33" w16cid:durableId="539321211">
     <w:abstractNumId w:val="21"/>
   </w:num>
-  <w:num w:numId="34" w16cid:durableId="1038242573">
+  <w:num w:numId="34" w16cid:durableId="1031497775">
     <w:abstractNumId w:val="11"/>
   </w:num>
-  <w:num w:numId="35" w16cid:durableId="1681733719">
+  <w:num w:numId="35" w16cid:durableId="668562676">
     <w:abstractNumId w:val="40"/>
   </w:num>
-  <w:num w:numId="36" w16cid:durableId="264577953">
+  <w:num w:numId="36" w16cid:durableId="275330271">
     <w:abstractNumId w:val="31"/>
   </w:num>
-  <w:num w:numId="37" w16cid:durableId="78143551">
+  <w:num w:numId="37" w16cid:durableId="2073770157">
     <w:abstractNumId w:val="13"/>
   </w:num>
-  <w:num w:numId="38" w16cid:durableId="592976190">
+  <w:num w:numId="38" w16cid:durableId="2052337765">
     <w:abstractNumId w:val="4"/>
   </w:num>
-  <w:num w:numId="39" w16cid:durableId="182786853">
+  <w:num w:numId="39" w16cid:durableId="1418406899">
     <w:abstractNumId w:val="12"/>
   </w:num>
-  <w:num w:numId="40" w16cid:durableId="434398452">
+  <w:num w:numId="40" w16cid:durableId="1100954793">
     <w:abstractNumId w:val="20"/>
   </w:num>
-  <w:num w:numId="41" w16cid:durableId="773599380">
+  <w:num w:numId="41" w16cid:durableId="1576621026">
     <w:abstractNumId w:val="1"/>
   </w:num>
-  <w:num w:numId="42" w16cid:durableId="1722099420">
+  <w:num w:numId="42" w16cid:durableId="1037393348">
     <w:abstractNumId w:val="36"/>
   </w:num>
   <w:numIdMacAtCleanup w:val="14"/>
@@ -19513,7 +17825,7 @@
 </file>
 
 <file path=customXml/itemProps1.xml><?xml version="1.0" encoding="utf-8"?>
-<ds:datastoreItem xmlns:ds="http://schemas.openxmlformats.org/officeDocument/2006/customXml" ds:itemID="{2A2DFEBC-4327-4E7D-BDCC-6C6F055E92E2}">
+<ds:datastoreItem xmlns:ds="http://schemas.openxmlformats.org/officeDocument/2006/customXml" ds:itemID="{143669FA-6779-4112-8858-4DA441766A54}">
   <ds:schemaRefs>
     <ds:schemaRef ds:uri="http://schemas.openxmlformats.org/officeDocument/2006/bibliography"/>
   </ds:schemaRefs>
